--- a/data/Azure_Architect_NameBlindCV.docx
+++ b/data/Azure_Architect_NameBlindCV.docx
@@ -39,59 +39,99 @@
     <w:p xmlns:wp14="http://schemas.microsoft.com/office/word/2010/wordml" wp14:textId="1EB22247">
       <w:pPr>
         <w:spacing w:after="160"/>
-      </w:pPr>
-      <w:r>
-        <w:rPr>
-          <w:sz w:val="21"/>
-          <w:szCs w:val="21"/>
+        <w:rPr>
+          <w:rFonts w:ascii="Calibri" w:hAnsi="Calibri" w:eastAsia="Calibri" w:cs="Calibri"/>
+          <w:sz w:val="22"/>
+          <w:szCs w:val="22"/>
+          <w:lang w:val="en-US"/>
+        </w:rPr>
+      </w:pPr>
+      <w:r>
+        <w:rPr>
+          <w:rFonts w:ascii="Calibri" w:hAnsi="Calibri" w:eastAsia="Calibri" w:cs="Calibri"/>
+          <w:sz w:val="22"/>
+          <w:szCs w:val="22"/>
           <w:lang w:val="en-US"/>
         </w:rPr>
         <w:t xml:space="preserve">Azure Architect </w:t>
       </w:r>
       <w:r>
         <w:rPr>
-          <w:sz w:val="21"/>
-          <w:szCs w:val="21"/>
+          <w:rFonts w:ascii="Calibri" w:hAnsi="Calibri" w:eastAsia="Calibri" w:cs="Calibri"/>
+          <w:sz w:val="22"/>
+          <w:szCs w:val="22"/>
           <w:lang w:val="en-US"/>
         </w:rPr>
         <w:t>specialising</w:t>
       </w:r>
       <w:r>
         <w:rPr>
-          <w:sz w:val="21"/>
-          <w:szCs w:val="21"/>
-          <w:lang w:val="en-US"/>
-        </w:rPr>
-        <w:t xml:space="preserve"> in secure, well-governed Azure PaaS platforms, backed by Microsoft certifications as an Azure Solutions Architect Expert and Azure Administrator Associate. Experienced in leading the design of enterprise cloud platforms built on landing zone principles, hub-and-spoke networking, private connectivity and centrally managed security controls, with reference architectures spanning App Service, Functions, API Management, Container Apps, Event Grid, Event Hub, Service Bus, Azure SQL, Cosmos DB, Storage and Key </w:t>
-      </w:r>
-      <w:r>
-        <w:rPr>
-          <w:sz w:val="21"/>
-          <w:szCs w:val="21"/>
+          <w:rFonts w:ascii="Calibri" w:hAnsi="Calibri" w:eastAsia="Calibri" w:cs="Calibri"/>
+          <w:sz w:val="22"/>
+          <w:szCs w:val="22"/>
+          <w:lang w:val="en-US"/>
+        </w:rPr>
+        <w:t xml:space="preserve"> in secure, well-</w:t>
+      </w:r>
+      <w:r>
+        <w:rPr>
+          <w:rFonts w:ascii="Calibri" w:hAnsi="Calibri" w:eastAsia="Calibri" w:cs="Calibri"/>
+          <w:sz w:val="22"/>
+          <w:szCs w:val="22"/>
+          <w:lang w:val="en-US"/>
+        </w:rPr>
+        <w:t>governed</w:t>
+      </w:r>
+      <w:r>
+        <w:rPr>
+          <w:rFonts w:ascii="Calibri" w:hAnsi="Calibri" w:eastAsia="Calibri" w:cs="Calibri"/>
+          <w:sz w:val="22"/>
+          <w:szCs w:val="22"/>
+          <w:lang w:val="en-US"/>
+        </w:rPr>
+        <w:t xml:space="preserve"> Azure PaaS platforms, backed by Microsoft certifications as an Azure Solutions Architect Expert and Azure Administrator Associate. Experienced in leading the design of enterprise cloud platforms built on landing zone principles, hub-and-spoke networking, private connectivity and centrally managed security controls, with reference architectures spanning App Service</w:t>
+      </w:r>
+      <w:r>
+        <w:rPr>
+          <w:rFonts w:ascii="Calibri" w:hAnsi="Calibri" w:eastAsia="Calibri" w:cs="Calibri"/>
+          <w:sz w:val="22"/>
+          <w:szCs w:val="22"/>
+          <w:lang w:val="en-US"/>
+        </w:rPr>
+        <w:t xml:space="preserve">, Functions, API Management, Container Apps, Event Grid, Event Hub, Service Bus, Azure SQL, Cosmos DB, Storage and Key </w:t>
+      </w:r>
+      <w:r>
+        <w:rPr>
+          <w:rFonts w:ascii="Calibri" w:hAnsi="Calibri" w:eastAsia="Calibri" w:cs="Calibri"/>
+          <w:sz w:val="22"/>
+          <w:szCs w:val="22"/>
           <w:lang w:val="en-US"/>
         </w:rPr>
         <w:t>Vault,</w:t>
       </w:r>
       <w:r>
         <w:rPr>
-          <w:sz w:val="21"/>
-          <w:szCs w:val="21"/>
+          <w:rFonts w:ascii="Calibri" w:hAnsi="Calibri" w:eastAsia="Calibri" w:cs="Calibri"/>
+          <w:sz w:val="22"/>
+          <w:szCs w:val="22"/>
           <w:lang w:val="en-US"/>
         </w:rPr>
         <w:t xml:space="preserve"> Embeds security, </w:t>
       </w:r>
       <w:r>
         <w:rPr>
-          <w:sz w:val="21"/>
-          <w:szCs w:val="21"/>
+          <w:rFonts w:ascii="Calibri" w:hAnsi="Calibri" w:eastAsia="Calibri" w:cs="Calibri"/>
+          <w:sz w:val="22"/>
+          <w:szCs w:val="22"/>
           <w:lang w:val="en-US"/>
         </w:rPr>
         <w:t>compliance</w:t>
       </w:r>
       <w:r>
         <w:rPr>
-          <w:sz w:val="21"/>
-          <w:szCs w:val="21"/>
+          <w:rFonts w:ascii="Calibri" w:hAnsi="Calibri" w:eastAsia="Calibri" w:cs="Calibri"/>
+          <w:sz w:val="22"/>
+          <w:szCs w:val="22"/>
           <w:lang w:val="en-US"/>
         </w:rPr>
         <w:t xml:space="preserve"> and governance — Azure Policy, Defender for Cloud, Architecture Decision Records — into delivery workflows rather than treating them as an afterthought.</w:t>
@@ -117,38 +157,97 @@
     </w:p>
     <w:p xmlns:wp14="http://schemas.microsoft.com/office/word/2010/wordml" wp14:textId="07D941F6">
       <w:pPr>
-        <w:spacing w:after="80"/>
-      </w:pPr>
-      <w:r>
-        <w:rPr>
+        <w:pStyle w:val="Normal"/>
+        <w:suppressLineNumbers w:val="0"/>
+        <w:bidi w:val="0"/>
+        <w:spacing w:before="0" w:beforeAutospacing="off" w:after="160" w:afterAutospacing="off" w:line="259" w:lineRule="auto"/>
+        <w:ind w:left="0" w:right="0"/>
+        <w:jc w:val="left"/>
+        <w:rPr>
+          <w:rFonts w:ascii="Calibri" w:hAnsi="Calibri" w:eastAsia="Calibri" w:cs="Calibri"/>
+          <w:sz w:val="22"/>
+          <w:szCs w:val="22"/>
+          <w:lang w:val="en-US"/>
+        </w:rPr>
+      </w:pPr>
+      <w:r>
+        <w:rPr>
+          <w:rFonts w:ascii="Calibri" w:hAnsi="Calibri" w:eastAsia="Calibri" w:cs="Calibri"/>
           <w:b w:val="1"/>
           <w:bCs w:val="1"/>
-          <w:sz w:val="21"/>
-          <w:szCs w:val="21"/>
-          <w:lang w:val="en-US"/>
-        </w:rPr>
-        <w:t xml:space="preserve">Cloud Platforms: </w:t>
-      </w:r>
-      <w:r>
-        <w:rPr>
-          <w:sz w:val="21"/>
-          <w:szCs w:val="21"/>
-          <w:lang w:val="en-US"/>
-        </w:rPr>
-        <w:t xml:space="preserve">Azure (App Service, Azure SQL, Storage, Key Vault, </w:t>
-      </w:r>
-      <w:r>
-        <w:rPr>
-          <w:sz w:val="21"/>
-          <w:szCs w:val="21"/>
+          <w:color w:val="auto"/>
+          <w:sz w:val="22"/>
+          <w:szCs w:val="22"/>
+          <w:lang w:val="en-US"/>
+        </w:rPr>
+        <w:t>Cloud Platforms</w:t>
+      </w:r>
+      <w:r>
+        <w:rPr>
+          <w:rFonts w:ascii="Calibri" w:hAnsi="Calibri" w:eastAsia="Calibri" w:cs="Calibri"/>
+          <w:color w:val="auto"/>
+          <w:sz w:val="22"/>
+          <w:szCs w:val="22"/>
+          <w:lang w:val="en-US"/>
+        </w:rPr>
+        <w:t xml:space="preserve">: </w:t>
+      </w:r>
+      <w:r>
+        <w:rPr>
+          <w:rFonts w:ascii="Calibri" w:hAnsi="Calibri" w:eastAsia="Calibri" w:cs="Calibri"/>
+          <w:color w:val="auto"/>
+          <w:sz w:val="22"/>
+          <w:szCs w:val="22"/>
+          <w:lang w:val="en-US"/>
+        </w:rPr>
+        <w:t>A</w:t>
+      </w:r>
+      <w:r>
+        <w:rPr>
+          <w:rFonts w:ascii="Calibri" w:hAnsi="Calibri" w:eastAsia="Calibri" w:cs="Calibri"/>
+          <w:color w:val="auto"/>
+          <w:sz w:val="22"/>
+          <w:szCs w:val="22"/>
+          <w:lang w:val="en-US"/>
+        </w:rPr>
+        <w:t xml:space="preserve">zure (App Service, Azure SQL, </w:t>
+      </w:r>
+      <w:r>
+        <w:rPr>
+          <w:rFonts w:ascii="Calibri" w:hAnsi="Calibri" w:eastAsia="Calibri" w:cs="Calibri"/>
+          <w:color w:val="auto"/>
+          <w:sz w:val="22"/>
+          <w:szCs w:val="22"/>
+          <w:lang w:val="en-US"/>
+        </w:rPr>
+        <w:t>Storage</w:t>
+      </w:r>
+      <w:r>
+        <w:rPr>
+          <w:rFonts w:ascii="Calibri" w:hAnsi="Calibri" w:eastAsia="Calibri" w:cs="Calibri"/>
+          <w:color w:val="auto"/>
+          <w:sz w:val="22"/>
+          <w:szCs w:val="22"/>
+          <w:lang w:val="en-US"/>
+        </w:rPr>
+        <w:t xml:space="preserve">, Key Vault, </w:t>
+      </w:r>
+      <w:r>
+        <w:rPr>
+          <w:rFonts w:ascii="Calibri" w:hAnsi="Calibri" w:eastAsia="Calibri" w:cs="Calibri"/>
+          <w:color w:val="auto"/>
+          <w:sz w:val="22"/>
+          <w:szCs w:val="22"/>
           <w:lang w:val="en-US"/>
         </w:rPr>
         <w:t>vNets</w:t>
       </w:r>
       <w:r>
         <w:rPr>
-          <w:sz w:val="21"/>
-          <w:szCs w:val="21"/>
+          <w:rFonts w:ascii="Calibri" w:hAnsi="Calibri" w:eastAsia="Calibri" w:cs="Calibri"/>
+          <w:color w:val="auto"/>
+          <w:sz w:val="22"/>
+          <w:szCs w:val="22"/>
           <w:lang w:val="en-US"/>
         </w:rPr>
         <w:t>, NSGs, Application Gateway, Container Apps, Event Hub, Event Bus, Monitor, Active Directory)</w:t>
@@ -157,154 +256,265 @@
     <w:p xmlns:wp14="http://schemas.microsoft.com/office/word/2010/wordml" wp14:textId="77777777">
       <w:pPr>
         <w:spacing w:after="80"/>
-      </w:pPr>
-      <w:r>
-        <w:rPr>
-          <w:b/>
-          <w:bCs/>
-          <w:sz w:val="21"/>
-          <w:szCs w:val="21"/>
-        </w:rPr>
-        <w:t xml:space="preserve">Architecture &amp; Governance: </w:t>
-      </w:r>
-      <w:r>
-        <w:rPr>
-          <w:sz w:val="21"/>
-          <w:szCs w:val="21"/>
-        </w:rPr>
-        <w:t xml:space="preserve">Landing zones, hub-and-spoke networking, private connectivity, Architecture Decision Records, Azure Policy, Defender for Cloud</w:t>
-      </w:r>
-    </w:p>
-    <w:p xmlns:wp14="http://schemas.microsoft.com/office/word/2010/wordml" wp14:textId="520BCEEE">
-      <w:pPr>
-        <w:spacing w:after="80"/>
-      </w:pPr>
-      <w:r>
-        <w:rPr>
+        <w:rPr>
+          <w:rFonts w:ascii="Calibri" w:hAnsi="Calibri" w:eastAsia="Calibri" w:cs="Calibri"/>
+          <w:sz w:val="22"/>
+          <w:szCs w:val="22"/>
+        </w:rPr>
+      </w:pPr>
+      <w:r>
+        <w:rPr>
+          <w:rFonts w:ascii="Calibri" w:hAnsi="Calibri" w:eastAsia="Calibri" w:cs="Calibri"/>
           <w:b w:val="1"/>
           <w:bCs w:val="1"/>
-          <w:sz w:val="21"/>
-          <w:szCs w:val="21"/>
-        </w:rPr>
-        <w:t xml:space="preserve">DevOps &amp; CI/CD: </w:t>
-      </w:r>
-      <w:r>
-        <w:rPr>
-          <w:sz w:val="21"/>
-          <w:szCs w:val="21"/>
-        </w:rPr>
-        <w:t>GitHub Actions, Terraform, Azure Artifacts, Release Management</w:t>
-      </w:r>
-    </w:p>
-    <w:p xmlns:wp14="http://schemas.microsoft.com/office/word/2010/wordml" wp14:textId="77777777">
+          <w:color w:val="auto"/>
+          <w:sz w:val="22"/>
+          <w:szCs w:val="22"/>
+        </w:rPr>
+        <w:t>Architecture &amp; Governance</w:t>
+      </w:r>
+      <w:r>
+        <w:rPr>
+          <w:rFonts w:ascii="Calibri" w:hAnsi="Calibri" w:eastAsia="Calibri" w:cs="Calibri"/>
+          <w:color w:val="auto"/>
+          <w:sz w:val="22"/>
+          <w:szCs w:val="22"/>
+        </w:rPr>
+        <w:t xml:space="preserve">: </w:t>
+      </w:r>
+      <w:r>
+        <w:rPr>
+          <w:rFonts w:ascii="Calibri" w:hAnsi="Calibri" w:eastAsia="Calibri" w:cs="Calibri"/>
+          <w:color w:val="auto"/>
+          <w:sz w:val="22"/>
+          <w:szCs w:val="22"/>
+        </w:rPr>
+        <w:t xml:space="preserve">Landing zones, hub-and-spoke networking, private connectivity, Architecture Decision Records, Azure Policy, </w:t>
+      </w:r>
+      <w:r>
+        <w:rPr>
+          <w:rFonts w:ascii="Calibri" w:hAnsi="Calibri" w:eastAsia="Calibri" w:cs="Calibri"/>
+          <w:color w:val="auto"/>
+          <w:sz w:val="22"/>
+          <w:szCs w:val="22"/>
+        </w:rPr>
+        <w:t>Defender</w:t>
+      </w:r>
+      <w:r>
+        <w:rPr>
+          <w:rFonts w:ascii="Calibri" w:hAnsi="Calibri" w:eastAsia="Calibri" w:cs="Calibri"/>
+          <w:color w:val="auto"/>
+          <w:sz w:val="22"/>
+          <w:szCs w:val="22"/>
+        </w:rPr>
+        <w:t xml:space="preserve"> for Cloud</w:t>
+      </w:r>
+    </w:p>
+    <w:p xmlns:wp14="http://schemas.microsoft.com/office/word/2010/wordml" wp14:textId="520BCEEE">
       <w:pPr>
         <w:spacing w:after="80"/>
-      </w:pPr>
-      <w:r>
-        <w:rPr>
-          <w:b/>
-          <w:bCs/>
-          <w:sz w:val="21"/>
-          <w:szCs w:val="21"/>
-        </w:rPr>
-        <w:t xml:space="preserve">Monitoring &amp; Observability: </w:t>
-      </w:r>
-      <w:r>
-        <w:rPr>
-          <w:sz w:val="21"/>
-          <w:szCs w:val="21"/>
-        </w:rPr>
-        <w:t xml:space="preserve">Azure Monitor, Application Insights</w:t>
-      </w:r>
-    </w:p>
-    <w:p xmlns:wp14="http://schemas.microsoft.com/office/word/2010/wordml" wp14:textId="5E511118">
-      <w:pPr>
-        <w:spacing w:after="80"/>
-      </w:pPr>
-      <w:r>
-        <w:rPr>
+        <w:rPr>
+          <w:rFonts w:ascii="Calibri" w:hAnsi="Calibri" w:eastAsia="Calibri" w:cs="Calibri"/>
+          <w:sz w:val="22"/>
+          <w:szCs w:val="22"/>
+        </w:rPr>
+      </w:pPr>
+      <w:r>
+        <w:rPr>
+          <w:rFonts w:ascii="Calibri" w:hAnsi="Calibri" w:eastAsia="Calibri" w:cs="Calibri"/>
           <w:b w:val="1"/>
           <w:bCs w:val="1"/>
-          <w:sz w:val="21"/>
-          <w:szCs w:val="21"/>
-          <w:lang w:val="en-US"/>
-        </w:rPr>
-        <w:t xml:space="preserve">Testing &amp; Quality: </w:t>
-      </w:r>
-      <w:r>
-        <w:rPr>
-          <w:sz w:val="21"/>
-          <w:szCs w:val="21"/>
-          <w:lang w:val="en-US"/>
-        </w:rPr>
-        <w:t xml:space="preserve">TDD, Unit Testing, Peer Reviews, Static &amp; Dynamic Application Security Testing </w:t>
-      </w:r>
-      <w:r>
-        <w:rPr>
-          <w:sz w:val="21"/>
-          <w:szCs w:val="21"/>
-          <w:lang w:val="en-US"/>
-        </w:rPr>
-        <w:t>(SonarQube</w:t>
-      </w:r>
-      <w:r>
-        <w:rPr>
-          <w:sz w:val="21"/>
-          <w:szCs w:val="21"/>
-          <w:lang w:val="en-US"/>
-        </w:rPr>
-        <w:t>/</w:t>
-      </w:r>
-      <w:r>
-        <w:rPr>
-          <w:sz w:val="21"/>
-          <w:szCs w:val="21"/>
-          <w:lang w:val="en-US"/>
-        </w:rPr>
-        <w:t>Sonar Cloud</w:t>
-      </w:r>
-      <w:r>
-        <w:rPr>
-          <w:sz w:val="21"/>
-          <w:szCs w:val="21"/>
-          <w:lang w:val="en-US"/>
-        </w:rPr>
-        <w:t xml:space="preserve">, </w:t>
-      </w:r>
-      <w:r>
-        <w:rPr>
-          <w:sz w:val="21"/>
-          <w:szCs w:val="21"/>
-          <w:lang w:val="en-US"/>
-        </w:rPr>
-        <w:t>CodeQL</w:t>
-      </w:r>
-      <w:r>
-        <w:rPr>
-          <w:sz w:val="21"/>
-          <w:szCs w:val="21"/>
-          <w:lang w:val="en-US"/>
-        </w:rPr>
-        <w:t>)</w:t>
-      </w:r>
-    </w:p>
-    <w:p xmlns:wp14="http://schemas.microsoft.com/office/word/2010/wordml" wp14:textId="0DEE8813">
+          <w:color w:val="auto"/>
+          <w:sz w:val="22"/>
+          <w:szCs w:val="22"/>
+        </w:rPr>
+        <w:t>DevOps &amp; CI/CD</w:t>
+      </w:r>
+      <w:r>
+        <w:rPr>
+          <w:rFonts w:ascii="Calibri" w:hAnsi="Calibri" w:eastAsia="Calibri" w:cs="Calibri"/>
+          <w:color w:val="auto"/>
+          <w:sz w:val="22"/>
+          <w:szCs w:val="22"/>
+        </w:rPr>
+        <w:t xml:space="preserve">: </w:t>
+      </w:r>
+      <w:r>
+        <w:rPr>
+          <w:rFonts w:ascii="Calibri" w:hAnsi="Calibri" w:eastAsia="Calibri" w:cs="Calibri"/>
+          <w:color w:val="auto"/>
+          <w:sz w:val="22"/>
+          <w:szCs w:val="22"/>
+        </w:rPr>
+        <w:t>GitHub Actions, Terraform, Azure Artifacts, Release Management</w:t>
+      </w:r>
+    </w:p>
+    <w:p xmlns:wp14="http://schemas.microsoft.com/office/word/2010/wordml" wp14:textId="77777777">
       <w:pPr>
         <w:spacing w:after="80"/>
-      </w:pPr>
-      <w:r>
-        <w:rPr>
+        <w:rPr>
+          <w:rFonts w:ascii="Calibri" w:hAnsi="Calibri" w:eastAsia="Calibri" w:cs="Calibri"/>
+          <w:sz w:val="22"/>
+          <w:szCs w:val="22"/>
+        </w:rPr>
+      </w:pPr>
+      <w:r>
+        <w:rPr>
+          <w:rFonts w:ascii="Calibri" w:hAnsi="Calibri" w:eastAsia="Calibri" w:cs="Calibri"/>
+          <w:color w:val="auto"/>
+          <w:sz w:val="22"/>
+          <w:szCs w:val="22"/>
+        </w:rPr>
+        <w:t xml:space="preserve">Monitoring &amp; Observability: </w:t>
+      </w:r>
+      <w:r>
+        <w:rPr>
+          <w:rFonts w:ascii="Calibri" w:hAnsi="Calibri" w:eastAsia="Calibri" w:cs="Calibri"/>
+          <w:color w:val="auto"/>
+          <w:sz w:val="22"/>
+          <w:szCs w:val="22"/>
+        </w:rPr>
+        <w:t>Azure Monitor, Application Insights</w:t>
+      </w:r>
+    </w:p>
+    <w:p xmlns:wp14="http://schemas.microsoft.com/office/word/2010/wordml" wp14:textId="5E511118">
+      <w:pPr>
+        <w:spacing w:after="80"/>
+        <w:rPr>
+          <w:rFonts w:ascii="Calibri" w:hAnsi="Calibri" w:eastAsia="Calibri" w:cs="Calibri"/>
+          <w:sz w:val="22"/>
+          <w:szCs w:val="22"/>
+          <w:lang w:val="en-US"/>
+        </w:rPr>
+      </w:pPr>
+      <w:r>
+        <w:rPr>
+          <w:rFonts w:ascii="Calibri" w:hAnsi="Calibri" w:eastAsia="Calibri" w:cs="Calibri"/>
           <w:b w:val="1"/>
           <w:bCs w:val="1"/>
-          <w:sz w:val="21"/>
-          <w:szCs w:val="21"/>
-        </w:rPr>
-        <w:t xml:space="preserve">Source/Version Control: </w:t>
-      </w:r>
-      <w:r>
-        <w:rPr>
-          <w:sz w:val="21"/>
-          <w:szCs w:val="21"/>
+          <w:color w:val="auto"/>
+          <w:sz w:val="22"/>
+          <w:szCs w:val="22"/>
+          <w:lang w:val="en-US"/>
+        </w:rPr>
+        <w:t>Testing &amp; Quality</w:t>
+      </w:r>
+      <w:r>
+        <w:rPr>
+          <w:rFonts w:ascii="Calibri" w:hAnsi="Calibri" w:eastAsia="Calibri" w:cs="Calibri"/>
+          <w:color w:val="auto"/>
+          <w:sz w:val="22"/>
+          <w:szCs w:val="22"/>
+          <w:lang w:val="en-US"/>
+        </w:rPr>
+        <w:t xml:space="preserve">: </w:t>
+      </w:r>
+      <w:r>
+        <w:rPr>
+          <w:rFonts w:ascii="Calibri" w:hAnsi="Calibri" w:eastAsia="Calibri" w:cs="Calibri"/>
+          <w:color w:val="auto"/>
+          <w:sz w:val="22"/>
+          <w:szCs w:val="22"/>
+          <w:lang w:val="en-US"/>
+        </w:rPr>
+        <w:t xml:space="preserve">TDD, Unit Testing, Peer Reviews, Static &amp; Dynamic Application Security Testing </w:t>
+      </w:r>
+      <w:r>
+        <w:rPr>
+          <w:rFonts w:ascii="Calibri" w:hAnsi="Calibri" w:eastAsia="Calibri" w:cs="Calibri"/>
+          <w:color w:val="auto"/>
+          <w:sz w:val="22"/>
+          <w:szCs w:val="22"/>
+          <w:lang w:val="en-US"/>
+        </w:rPr>
+        <w:t>(SonarQube</w:t>
+      </w:r>
+      <w:r>
+        <w:rPr>
+          <w:rFonts w:ascii="Calibri" w:hAnsi="Calibri" w:eastAsia="Calibri" w:cs="Calibri"/>
+          <w:color w:val="auto"/>
+          <w:sz w:val="22"/>
+          <w:szCs w:val="22"/>
+          <w:lang w:val="en-US"/>
+        </w:rPr>
+        <w:t>/</w:t>
+      </w:r>
+      <w:r>
+        <w:rPr>
+          <w:rFonts w:ascii="Calibri" w:hAnsi="Calibri" w:eastAsia="Calibri" w:cs="Calibri"/>
+          <w:color w:val="auto"/>
+          <w:sz w:val="22"/>
+          <w:szCs w:val="22"/>
+          <w:lang w:val="en-US"/>
+        </w:rPr>
+        <w:t>Sonar Cloud</w:t>
+      </w:r>
+      <w:r>
+        <w:rPr>
+          <w:rFonts w:ascii="Calibri" w:hAnsi="Calibri" w:eastAsia="Calibri" w:cs="Calibri"/>
+          <w:color w:val="auto"/>
+          <w:sz w:val="22"/>
+          <w:szCs w:val="22"/>
+          <w:lang w:val="en-US"/>
+        </w:rPr>
+        <w:t xml:space="preserve">, </w:t>
+      </w:r>
+      <w:r>
+        <w:rPr>
+          <w:rFonts w:ascii="Calibri" w:hAnsi="Calibri" w:eastAsia="Calibri" w:cs="Calibri"/>
+          <w:color w:val="auto"/>
+          <w:sz w:val="22"/>
+          <w:szCs w:val="22"/>
+          <w:lang w:val="en-US"/>
+        </w:rPr>
+        <w:t>CodeQL</w:t>
+      </w:r>
+      <w:r>
+        <w:rPr>
+          <w:rFonts w:ascii="Calibri" w:hAnsi="Calibri" w:eastAsia="Calibri" w:cs="Calibri"/>
+          <w:color w:val="auto"/>
+          <w:sz w:val="22"/>
+          <w:szCs w:val="22"/>
+          <w:lang w:val="en-US"/>
+        </w:rPr>
+        <w:t>)</w:t>
+      </w:r>
+    </w:p>
+    <w:p xmlns:wp14="http://schemas.microsoft.com/office/word/2010/wordml" wp14:textId="0DEE8813">
+      <w:pPr>
+        <w:spacing w:after="80"/>
+        <w:rPr>
+          <w:rFonts w:ascii="Calibri" w:hAnsi="Calibri" w:eastAsia="Calibri" w:cs="Calibri"/>
+          <w:sz w:val="22"/>
+          <w:szCs w:val="22"/>
+        </w:rPr>
+      </w:pPr>
+      <w:r>
+        <w:rPr>
+          <w:rFonts w:ascii="Calibri" w:hAnsi="Calibri" w:eastAsia="Calibri" w:cs="Calibri"/>
+          <w:b w:val="1"/>
+          <w:bCs w:val="1"/>
+          <w:color w:val="auto"/>
+          <w:sz w:val="22"/>
+          <w:szCs w:val="22"/>
+        </w:rPr>
+        <w:t>Source/Version Control</w:t>
+      </w:r>
+      <w:r>
+        <w:rPr>
+          <w:rFonts w:ascii="Calibri" w:hAnsi="Calibri" w:eastAsia="Calibri" w:cs="Calibri"/>
+          <w:color w:val="auto"/>
+          <w:sz w:val="22"/>
+          <w:szCs w:val="22"/>
+        </w:rPr>
+        <w:t xml:space="preserve">: </w:t>
+      </w:r>
+      <w:r>
+        <w:rPr>
+          <w:rFonts w:ascii="Calibri" w:hAnsi="Calibri" w:eastAsia="Calibri" w:cs="Calibri"/>
+          <w:color w:val="auto"/>
+          <w:sz w:val="22"/>
+          <w:szCs w:val="22"/>
         </w:rPr>
         <w:t>Git/GitHub/GitLab</w:t>
       </w:r>
@@ -318,35 +528,50 @@
         <w:ind w:left="0" w:right="0"/>
         <w:jc w:val="left"/>
         <w:rPr>
-          <w:sz w:val="21"/>
-          <w:szCs w:val="21"/>
-          <w:lang w:val="en-US"/>
-        </w:rPr>
-      </w:pPr>
-      <w:r>
-        <w:rPr>
+          <w:rFonts w:ascii="Calibri" w:hAnsi="Calibri" w:eastAsia="Calibri" w:cs="Calibri"/>
+          <w:sz w:val="22"/>
+          <w:szCs w:val="22"/>
+          <w:lang w:val="en-US"/>
+        </w:rPr>
+      </w:pPr>
+      <w:r>
+        <w:rPr>
+          <w:rFonts w:ascii="Calibri" w:hAnsi="Calibri" w:eastAsia="Calibri" w:cs="Calibri"/>
           <w:b w:val="1"/>
           <w:bCs w:val="1"/>
-          <w:sz w:val="21"/>
-          <w:szCs w:val="21"/>
-          <w:lang w:val="en-US"/>
-        </w:rPr>
-        <w:t>Languages &amp; Frameworks:</w:t>
-      </w:r>
-      <w:r>
-        <w:rPr>
-          <w:color w:val="auto"/>
-          <w:sz w:val="21"/>
-          <w:szCs w:val="21"/>
+          <w:color w:val="auto"/>
+          <w:sz w:val="22"/>
+          <w:szCs w:val="22"/>
+          <w:lang w:val="en-US"/>
+        </w:rPr>
+        <w:t>Languages &amp; Frameworks</w:t>
+      </w:r>
+      <w:r>
+        <w:rPr>
+          <w:rFonts w:ascii="Calibri" w:hAnsi="Calibri" w:eastAsia="Calibri" w:cs="Calibri"/>
+          <w:color w:val="auto"/>
+          <w:sz w:val="22"/>
+          <w:szCs w:val="22"/>
+          <w:lang w:val="en-US"/>
+        </w:rPr>
+        <w:t>:</w:t>
+      </w:r>
+      <w:r>
+        <w:rPr>
+          <w:rFonts w:ascii="Calibri" w:hAnsi="Calibri" w:eastAsia="Calibri" w:cs="Calibri"/>
+          <w:color w:val="auto"/>
+          <w:sz w:val="22"/>
+          <w:szCs w:val="22"/>
           <w:lang w:val="en-US"/>
         </w:rPr>
         <w:t xml:space="preserve"> .NET, C </w:t>
       </w:r>
       <w:r>
         <w:rPr>
-          <w:color w:val="auto"/>
-          <w:sz w:val="21"/>
-          <w:szCs w:val="21"/>
+          <w:rFonts w:ascii="Calibri" w:hAnsi="Calibri" w:eastAsia="Calibri" w:cs="Calibri"/>
+          <w:color w:val="auto"/>
+          <w:sz w:val="22"/>
+          <w:szCs w:val="22"/>
           <w:lang w:val="en-US"/>
         </w:rPr>
         <w:t>#, Python</w:t>
@@ -356,41 +581,60 @@
       <w:pPr>
         <w:spacing w:after="80"/>
         <w:rPr>
-          <w:sz w:val="21"/>
-          <w:szCs w:val="21"/>
-          <w:lang w:val="en-US"/>
-        </w:rPr>
-      </w:pPr>
-      <w:r>
-        <w:rPr>
+          <w:rFonts w:ascii="Calibri" w:hAnsi="Calibri" w:eastAsia="Calibri" w:cs="Calibri"/>
+          <w:sz w:val="22"/>
+          <w:szCs w:val="22"/>
+          <w:lang w:val="en-US"/>
+        </w:rPr>
+      </w:pPr>
+      <w:r>
+        <w:rPr>
+          <w:rFonts w:ascii="Calibri" w:hAnsi="Calibri" w:eastAsia="Calibri" w:cs="Calibri"/>
           <w:b w:val="1"/>
           <w:bCs w:val="1"/>
-          <w:sz w:val="21"/>
-          <w:szCs w:val="21"/>
-          <w:lang w:val="en-US"/>
-        </w:rPr>
-        <w:t xml:space="preserve">Content Management System: </w:t>
-      </w:r>
-      <w:r>
-        <w:rPr>
-          <w:sz w:val="21"/>
-          <w:szCs w:val="21"/>
+          <w:color w:val="auto"/>
+          <w:sz w:val="22"/>
+          <w:szCs w:val="22"/>
+          <w:lang w:val="en-US"/>
+        </w:rPr>
+        <w:t>Content Management System</w:t>
+      </w:r>
+      <w:r>
+        <w:rPr>
+          <w:rFonts w:ascii="Calibri" w:hAnsi="Calibri" w:eastAsia="Calibri" w:cs="Calibri"/>
+          <w:color w:val="auto"/>
+          <w:sz w:val="22"/>
+          <w:szCs w:val="22"/>
+          <w:lang w:val="en-US"/>
+        </w:rPr>
+        <w:t xml:space="preserve">: </w:t>
+      </w:r>
+      <w:r>
+        <w:rPr>
+          <w:rFonts w:ascii="Calibri" w:hAnsi="Calibri" w:eastAsia="Calibri" w:cs="Calibri"/>
+          <w:color w:val="auto"/>
+          <w:sz w:val="22"/>
+          <w:szCs w:val="22"/>
           <w:lang w:val="en-US"/>
         </w:rPr>
         <w:t xml:space="preserve">Adobe Experience </w:t>
       </w:r>
       <w:r>
         <w:rPr>
-          <w:sz w:val="21"/>
-          <w:szCs w:val="21"/>
+          <w:rFonts w:ascii="Calibri" w:hAnsi="Calibri" w:eastAsia="Calibri" w:cs="Calibri"/>
+          <w:color w:val="auto"/>
+          <w:sz w:val="22"/>
+          <w:szCs w:val="22"/>
           <w:lang w:val="en-US"/>
         </w:rPr>
         <w:t>Manager, Site</w:t>
       </w:r>
       <w:r>
         <w:rPr>
-          <w:sz w:val="21"/>
-          <w:szCs w:val="21"/>
+          <w:rFonts w:ascii="Calibri" w:hAnsi="Calibri" w:eastAsia="Calibri" w:cs="Calibri"/>
+          <w:color w:val="auto"/>
+          <w:sz w:val="22"/>
+          <w:szCs w:val="22"/>
           <w:lang w:val="en-US"/>
         </w:rPr>
         <w:t xml:space="preserve"> Core</w:t>
@@ -402,19 +646,32 @@
       </w:pPr>
       <w:r>
         <w:rPr>
-          <w:b/>
-          <w:bCs/>
-          <w:sz w:val="21"/>
-          <w:szCs w:val="21"/>
-        </w:rPr>
-        <w:t xml:space="preserve">Other: </w:t>
-      </w:r>
-      <w:r>
-        <w:rPr>
-          <w:sz w:val="21"/>
-          <w:szCs w:val="21"/>
-        </w:rPr>
-        <w:t xml:space="preserve">Agile/Scrum, Docker, Mentoring, Knowledge Sharing, Runbooks</w:t>
+          <w:rFonts w:ascii="Calibri" w:hAnsi="Calibri" w:eastAsia="Calibri" w:cs="Calibri"/>
+          <w:b w:val="1"/>
+          <w:bCs w:val="1"/>
+          <w:color w:val="auto"/>
+          <w:sz w:val="22"/>
+          <w:szCs w:val="22"/>
+        </w:rPr>
+        <w:t>Other</w:t>
+      </w:r>
+      <w:r>
+        <w:rPr>
+          <w:rFonts w:ascii="Calibri" w:hAnsi="Calibri" w:eastAsia="Calibri" w:cs="Calibri"/>
+          <w:color w:val="auto"/>
+          <w:sz w:val="22"/>
+          <w:szCs w:val="22"/>
+        </w:rPr>
+        <w:t xml:space="preserve">: </w:t>
+      </w:r>
+      <w:r>
+        <w:rPr>
+          <w:rFonts w:ascii="Calibri" w:hAnsi="Calibri" w:eastAsia="Calibri" w:cs="Calibri"/>
+          <w:color w:val="auto"/>
+          <w:sz w:val="22"/>
+          <w:szCs w:val="22"/>
+        </w:rPr>
+        <w:t>Agile/Scrum, Docker, Mentoring, Knowledge Sharing, Runbooks</w:t>
       </w:r>
     </w:p>
     <w:p xmlns:wp14="http://schemas.microsoft.com/office/word/2010/wordml" wp14:textId="77777777">
@@ -518,233 +775,342 @@
         <w:ind w:right="0"/>
         <w:jc w:val="left"/>
         <w:rPr>
+          <w:rFonts w:ascii="Calibri" w:hAnsi="Calibri" w:eastAsia="Calibri" w:cs="Calibri"/>
+          <w:sz w:val="22"/>
+          <w:szCs w:val="22"/>
+          <w:lang w:val="en-US"/>
+        </w:rPr>
+      </w:pPr>
+      <w:r>
+        <w:rPr>
+          <w:rFonts w:ascii="Calibri" w:hAnsi="Calibri" w:eastAsia="Calibri" w:cs="Calibri"/>
+          <w:color w:val="auto"/>
+          <w:sz w:val="22"/>
+          <w:szCs w:val="22"/>
+          <w:lang w:val="en-US"/>
+        </w:rPr>
+        <w:t>Led architecture workshops, technical reviews, and Agile delivery teams across multiple concurrent client engagements.</w:t>
+      </w:r>
+    </w:p>
+    <w:p>
+      <w:pPr>
+        <w:pStyle w:val="ListParagraph"/>
+        <w:numPr>
+          <w:ilvl w:val="0"/>
+          <w:numId w:val="2"/>
+        </w:numPr>
+        <w:suppressLineNumbers w:val="0"/>
+        <w:spacing w:before="120" w:beforeAutospacing="off" w:after="20" w:afterAutospacing="off" w:line="259" w:lineRule="auto"/>
+        <w:ind w:left="360" w:right="0" w:hanging="360"/>
+        <w:jc w:val="left"/>
+        <w:rPr>
+          <w:rFonts w:ascii="Calibri" w:hAnsi="Calibri" w:eastAsia="Calibri" w:cs="Calibri"/>
+          <w:color w:val="auto"/>
+          <w:sz w:val="22"/>
+          <w:szCs w:val="22"/>
+          <w:lang w:val="en-US"/>
+        </w:rPr>
+      </w:pPr>
+      <w:r>
+        <w:rPr>
+          <w:rFonts w:ascii="Calibri" w:hAnsi="Calibri" w:eastAsia="Calibri" w:cs="Calibri"/>
+          <w:color w:val="auto"/>
+          <w:sz w:val="22"/>
+          <w:szCs w:val="22"/>
+          <w:lang w:val="en-US"/>
+        </w:rPr>
+        <w:t>Architected a scalable Azure PaaS platform for ASDA, supporting the separation of 2,500+ systems from Walmart and improving e-commerce throughput by 30% through event-driven microservices and Azure API Management.</w:t>
+      </w:r>
+    </w:p>
+    <w:p xmlns:wp14="http://schemas.microsoft.com/office/word/2010/wordml" wp14:textId="77777777">
+      <w:pPr>
+        <w:pStyle w:val="ListParagraph"/>
+        <w:numPr>
+          <w:ilvl w:val="0"/>
+          <w:numId w:val="2"/>
+        </w:numPr>
+        <w:suppressLineNumbers w:val="0"/>
+        <w:bidi w:val="0"/>
+        <w:spacing w:before="120" w:beforeAutospacing="off" w:after="20" w:afterAutospacing="off" w:line="259" w:lineRule="auto"/>
+        <w:ind w:left="360" w:right="0" w:hanging="360"/>
+        <w:jc w:val="left"/>
+        <w:rPr>
+          <w:rFonts w:ascii="Calibri" w:hAnsi="Calibri" w:eastAsia="Calibri" w:cs="Calibri"/>
+          <w:color w:val="auto"/>
+          <w:sz w:val="22"/>
+          <w:szCs w:val="22"/>
+          <w:lang w:val="en-US"/>
+        </w:rPr>
+      </w:pPr>
+      <w:r>
+        <w:rPr>
+          <w:rFonts w:ascii="Calibri" w:hAnsi="Calibri" w:eastAsia="Calibri" w:cs="Calibri"/>
+          <w:color w:val="auto"/>
+          <w:sz w:val="22"/>
+          <w:szCs w:val="22"/>
+          <w:lang w:val="en-US"/>
+        </w:rPr>
+        <w:t>Led the design and governance of an enterprise Azure PaaS platform, applying landing zone principles, hub-and-spoke networking and Architecture Decision Records so that every workload shared a single, governed, well-architected foundation rather than parallel, inconsistent environments.</w:t>
+      </w:r>
+    </w:p>
+    <w:p xmlns:wp14="http://schemas.microsoft.com/office/word/2010/wordml" wp14:textId="77777777">
+      <w:pPr>
+        <w:pStyle w:val="ListParagraph"/>
+        <w:numPr>
+          <w:ilvl w:val="0"/>
+          <w:numId w:val="2"/>
+        </w:numPr>
+        <w:suppressLineNumbers w:val="0"/>
+        <w:bidi w:val="0"/>
+        <w:spacing w:before="120" w:beforeAutospacing="off" w:after="20" w:afterAutospacing="off" w:line="259" w:lineRule="auto"/>
+        <w:ind w:left="360" w:right="0" w:hanging="360"/>
+        <w:jc w:val="left"/>
+        <w:rPr>
+          <w:rFonts w:ascii="Calibri" w:hAnsi="Calibri" w:eastAsia="Calibri" w:cs="Calibri"/>
+          <w:color w:val="auto"/>
+          <w:sz w:val="22"/>
+          <w:szCs w:val="22"/>
+          <w:lang w:val="en-US"/>
+        </w:rPr>
+      </w:pPr>
+      <w:r>
+        <w:rPr>
+          <w:rFonts w:ascii="Calibri" w:hAnsi="Calibri" w:eastAsia="Calibri" w:cs="Calibri"/>
+          <w:color w:val="auto"/>
+          <w:sz w:val="22"/>
+          <w:szCs w:val="22"/>
+          <w:lang w:val="en-US"/>
+        </w:rPr>
+        <w:t>Provisioned secure Azure infrastructure (100+ resources including App Services, storage accounts, vNets, subnets, NSGs, Key Vault) using Terraform, ensuring enterprise-grade compliance, network security, and seamless integration with development workflows.</w:t>
+      </w:r>
+    </w:p>
+    <w:p xmlns:wp14="http://schemas.microsoft.com/office/word/2010/wordml" wp14:textId="54F432C3">
+      <w:pPr>
+        <w:pStyle w:val="ListParagraph"/>
+        <w:numPr>
+          <w:ilvl w:val="0"/>
+          <w:numId w:val="2"/>
+        </w:numPr>
+        <w:suppressLineNumbers w:val="0"/>
+        <w:bidi w:val="0"/>
+        <w:spacing w:before="120" w:beforeAutospacing="off" w:after="20" w:afterAutospacing="off" w:line="259" w:lineRule="auto"/>
+        <w:ind w:left="360" w:right="0" w:hanging="360"/>
+        <w:jc w:val="left"/>
+        <w:rPr>
+          <w:rFonts w:ascii="Calibri" w:hAnsi="Calibri" w:eastAsia="Calibri" w:cs="Calibri"/>
+          <w:color w:val="auto"/>
+          <w:sz w:val="22"/>
+          <w:szCs w:val="22"/>
+          <w:lang w:val="en-US"/>
+        </w:rPr>
+      </w:pPr>
+      <w:r>
+        <w:rPr>
+          <w:rFonts w:ascii="Calibri" w:hAnsi="Calibri" w:eastAsia="Calibri" w:cs="Calibri"/>
+          <w:color w:val="auto"/>
+          <w:sz w:val="22"/>
+          <w:szCs w:val="22"/>
+          <w:lang w:val="en-US"/>
+        </w:rPr>
+        <w:t xml:space="preserve">Contributed to the development of asda.com e-commerce </w:t>
+      </w:r>
+      <w:r>
+        <w:rPr>
+          <w:rFonts w:ascii="Calibri" w:hAnsi="Calibri" w:eastAsia="Calibri" w:cs="Calibri"/>
+          <w:color w:val="auto"/>
+          <w:sz w:val="22"/>
+          <w:szCs w:val="22"/>
+          <w:lang w:val="en-US"/>
+        </w:rPr>
+        <w:t>website.</w:t>
+      </w:r>
+    </w:p>
+    <w:p xmlns:wp14="http://schemas.microsoft.com/office/word/2010/wordml" wp14:textId="34FE7F0E">
+      <w:pPr>
+        <w:pStyle w:val="ListParagraph"/>
+        <w:numPr>
+          <w:ilvl w:val="0"/>
+          <w:numId w:val="2"/>
+        </w:numPr>
+        <w:suppressLineNumbers w:val="0"/>
+        <w:bidi w:val="0"/>
+        <w:spacing w:before="120" w:beforeAutospacing="off" w:after="20" w:afterAutospacing="off" w:line="259" w:lineRule="auto"/>
+        <w:ind w:left="360" w:right="0" w:hanging="360"/>
+        <w:jc w:val="left"/>
+        <w:rPr>
+          <w:rFonts w:ascii="Calibri" w:hAnsi="Calibri" w:eastAsia="Calibri" w:cs="Calibri"/>
+          <w:color w:val="auto"/>
+          <w:sz w:val="22"/>
+          <w:szCs w:val="22"/>
+          <w:lang w:val="en-US"/>
+        </w:rPr>
+      </w:pPr>
+      <w:r>
+        <w:rPr>
+          <w:rFonts w:ascii="Calibri" w:hAnsi="Calibri" w:eastAsia="Calibri" w:cs="Calibri"/>
+          <w:color w:val="auto"/>
+          <w:sz w:val="22"/>
+          <w:szCs w:val="22"/>
+          <w:lang w:val="en-US"/>
+        </w:rPr>
+        <w:t>Integrated security scanning (SonarQube Cloud, Snyk and Trivy) across 300+ repositories, reducing critical vulnerabilities by 75% pre-deployment.</w:t>
+      </w:r>
+    </w:p>
+    <w:p xmlns:wp14="http://schemas.microsoft.com/office/word/2010/wordml" wp14:textId="02BC2F2C">
+      <w:pPr>
+        <w:pStyle w:val="ListParagraph"/>
+        <w:numPr>
+          <w:ilvl w:val="0"/>
+          <w:numId w:val="2"/>
+        </w:numPr>
+        <w:suppressLineNumbers w:val="0"/>
+        <w:bidi w:val="0"/>
+        <w:spacing w:before="120" w:beforeAutospacing="off" w:after="20" w:afterAutospacing="off" w:line="259" w:lineRule="auto"/>
+        <w:ind w:left="360" w:right="0" w:hanging="360"/>
+        <w:jc w:val="left"/>
+        <w:rPr>
+          <w:rFonts w:ascii="Calibri" w:hAnsi="Calibri" w:eastAsia="Calibri" w:cs="Calibri"/>
+          <w:color w:val="auto"/>
+          <w:sz w:val="22"/>
+          <w:szCs w:val="22"/>
+        </w:rPr>
+      </w:pPr>
+      <w:r>
+        <w:rPr>
+          <w:rFonts w:ascii="Calibri" w:hAnsi="Calibri" w:eastAsia="Calibri" w:cs="Calibri"/>
+          <w:color w:val="auto"/>
+          <w:sz w:val="22"/>
+          <w:szCs w:val="22"/>
+        </w:rPr>
+        <w:t>Implemented observability stacks with Azure Monitor and Application Insights</w:t>
+      </w:r>
+      <w:r>
+        <w:rPr>
+          <w:rFonts w:ascii="Calibri" w:hAnsi="Calibri" w:eastAsia="Calibri" w:cs="Calibri"/>
+          <w:color w:val="auto"/>
+          <w:sz w:val="22"/>
+          <w:szCs w:val="22"/>
+        </w:rPr>
+        <w:t>.</w:t>
+      </w:r>
+    </w:p>
+    <w:p xmlns:wp14="http://schemas.microsoft.com/office/word/2010/wordml" wp14:textId="77777777">
+      <w:pPr>
+        <w:pStyle w:val="ListParagraph"/>
+        <w:numPr>
+          <w:ilvl w:val="0"/>
+          <w:numId w:val="2"/>
+        </w:numPr>
+        <w:suppressLineNumbers w:val="0"/>
+        <w:bidi w:val="0"/>
+        <w:spacing w:before="120" w:beforeAutospacing="off" w:after="20" w:afterAutospacing="off" w:line="259" w:lineRule="auto"/>
+        <w:ind w:left="360" w:right="0" w:hanging="360"/>
+        <w:jc w:val="left"/>
+        <w:rPr>
+          <w:rFonts w:ascii="Calibri" w:hAnsi="Calibri" w:eastAsia="Calibri" w:cs="Calibri"/>
+          <w:color w:val="auto"/>
+          <w:sz w:val="22"/>
+          <w:szCs w:val="22"/>
+        </w:rPr>
+      </w:pPr>
+      <w:r>
+        <w:rPr>
+          <w:rFonts w:ascii="Calibri" w:hAnsi="Calibri" w:eastAsia="Calibri" w:cs="Calibri"/>
+          <w:color w:val="auto"/>
+          <w:sz w:val="22"/>
+          <w:szCs w:val="22"/>
+        </w:rPr>
+        <w:t>Collaborated in Agile cross-functional teams with architects, UX/UI designers, QA, and product managers.</w:t>
+      </w:r>
+    </w:p>
+    <w:p xmlns:wp14="http://schemas.microsoft.com/office/word/2010/wordml" wp14:textId="77777777">
+      <w:pPr>
+        <w:pStyle w:val="ListParagraph"/>
+        <w:numPr>
+          <w:ilvl w:val="0"/>
+          <w:numId w:val="2"/>
+        </w:numPr>
+        <w:suppressLineNumbers w:val="0"/>
+        <w:bidi w:val="0"/>
+        <w:spacing w:before="120" w:beforeAutospacing="off" w:after="20" w:afterAutospacing="off" w:line="259" w:lineRule="auto"/>
+        <w:ind w:left="360" w:right="0" w:hanging="360"/>
+        <w:jc w:val="left"/>
+        <w:rPr>
+          <w:rFonts w:ascii="Calibri" w:hAnsi="Calibri" w:eastAsia="Calibri" w:cs="Calibri"/>
+          <w:color w:val="auto"/>
+          <w:sz w:val="22"/>
+          <w:szCs w:val="22"/>
+        </w:rPr>
+      </w:pPr>
+      <w:r>
+        <w:rPr>
+          <w:rFonts w:ascii="Calibri" w:hAnsi="Calibri" w:eastAsia="Calibri" w:cs="Calibri"/>
+          <w:color w:val="auto"/>
+          <w:sz w:val="22"/>
+          <w:szCs w:val="22"/>
+        </w:rPr>
+        <w:t>Contributed to sprint planning, estimations, retrospectives, mentoring juniors, and enforcing TDD/code quality practices (reduced defects by 21%, recognized with Tata Innovation Award).</w:t>
+      </w:r>
+    </w:p>
+    <w:p xmlns:wp14="http://schemas.microsoft.com/office/word/2010/wordml" wp14:textId="77777777">
+      <w:pPr>
+        <w:pStyle w:val="ListParagraph"/>
+        <w:numPr>
+          <w:ilvl w:val="0"/>
+          <w:numId w:val="2"/>
+        </w:numPr>
+        <w:spacing w:after="60"/>
+        <w:rPr/>
+      </w:pPr>
+      <w:r>
+        <w:rPr>
+          <w:rFonts w:ascii="Calibri" w:hAnsi="Calibri" w:eastAsia="Calibri" w:cs="Calibri"/>
+          <w:color w:val="auto"/>
+          <w:sz w:val="22"/>
+          <w:szCs w:val="22"/>
+        </w:rPr>
+        <w:t>Mentored teams on automation practices, reduced cloud spend by 12% and led incident response with automated runbooks and RCA</w:t>
+      </w:r>
+      <w:r>
+        <w:rPr>
           <w:sz w:val="21"/>
           <w:szCs w:val="21"/>
-          <w:lang w:val="en-US"/>
-        </w:rPr>
-      </w:pPr>
-      <w:r>
-        <w:rPr>
-          <w:color w:val="auto"/>
-          <w:sz w:val="21"/>
-          <w:szCs w:val="21"/>
-          <w:lang w:val="en-US"/>
-        </w:rPr>
-        <w:t>Led architecture workshops, technical reviews, and Agile delivery teams across multiple concurrent client engagements.</w:t>
-      </w:r>
-    </w:p>
-    <w:p>
-      <w:pPr>
-        <w:pStyle w:val="ListParagraph"/>
-        <w:numPr>
-          <w:ilvl w:val="0"/>
-          <w:numId w:val="2"/>
-        </w:numPr>
-        <w:suppressLineNumbers w:val="0"/>
-        <w:bidi w:val="0"/>
-        <w:spacing w:before="120" w:beforeAutospacing="off" w:after="20" w:afterAutospacing="off" w:line="259" w:lineRule="auto"/>
-        <w:ind w:right="0"/>
-        <w:jc w:val="left"/>
+        </w:rPr>
+        <w:t>.</w:t>
+      </w:r>
+    </w:p>
+    <w:p xmlns:wp14="http://schemas.microsoft.com/office/word/2010/wordml" wp14:textId="1D79AA31">
+      <w:pPr>
+        <w:pStyle w:val="Normal"/>
+        <w:spacing w:before="120" w:after="20"/>
         <w:rPr>
           <w:i w:val="1"/>
           <w:iCs w:val="1"/>
           <w:color w:val="444444"/>
           <w:sz w:val="20"/>
           <w:szCs w:val="20"/>
-          <w:lang w:val="en-US"/>
-        </w:rPr>
-      </w:pPr>
-      <w:r>
-        <w:rPr>
-          <w:color w:val="auto"/>
-          <w:sz w:val="21"/>
-          <w:szCs w:val="21"/>
-          <w:lang w:val="en-US"/>
-        </w:rPr>
-        <w:t>Architected a scalable Azure PaaS platform for ASDA, supporting the separation of 2,500+ systems from Walmart and improving e-commerce throughput by 30% through event-driven microservices and Azure API Management.</w:t>
-      </w:r>
-    </w:p>
-    <w:p xmlns:wp14="http://schemas.microsoft.com/office/word/2010/wordml" wp14:textId="77777777">
-      <w:pPr>
-        <w:pStyle w:val="ListParagraph"/>
-        <w:numPr>
-          <w:ilvl w:val="0"/>
-          <w:numId w:val="2"/>
-        </w:numPr>
-        <w:spacing w:after="60"/>
-        <w:rPr/>
-      </w:pPr>
-      <w:r>
-        <w:rPr>
-          <w:sz w:val="21"/>
-          <w:szCs w:val="21"/>
-          <w:lang w:val="en-US"/>
-        </w:rPr>
-        <w:t>Led the design and governance of an enterprise Azure PaaS platform, applying landing zone principles, hub-and-spoke networking and Architecture Decision Records so that every workload shared a single, governed, well-architected foundation rather than parallel, inconsistent environments.</w:t>
-      </w:r>
-    </w:p>
-    <w:p xmlns:wp14="http://schemas.microsoft.com/office/word/2010/wordml" wp14:textId="77777777">
-      <w:pPr>
-        <w:pStyle w:val="ListParagraph"/>
-        <w:numPr>
-          <w:ilvl w:val="0"/>
-          <w:numId w:val="2"/>
-        </w:numPr>
-        <w:spacing w:after="60"/>
-        <w:rPr/>
-      </w:pPr>
-      <w:r>
-        <w:rPr>
-          <w:sz w:val="21"/>
-          <w:szCs w:val="21"/>
-          <w:lang w:val="en-US"/>
-        </w:rPr>
-        <w:t>Provisioned secure Azure infrastructure (100+ resources including App Services, storage accounts, vNets, subnets, NSGs, Key Vault) using Terraform, ensuring enterprise-grade compliance, network security, and seamless integration with development workflows.</w:t>
-      </w:r>
-    </w:p>
-    <w:p xmlns:wp14="http://schemas.microsoft.com/office/word/2010/wordml" wp14:textId="54F432C3">
-      <w:pPr>
-        <w:pStyle w:val="ListParagraph"/>
-        <w:numPr>
-          <w:ilvl w:val="0"/>
-          <w:numId w:val="2"/>
-        </w:numPr>
-        <w:spacing w:after="60"/>
-        <w:rPr/>
-      </w:pPr>
-      <w:r>
-        <w:rPr>
-          <w:sz w:val="21"/>
-          <w:szCs w:val="21"/>
-          <w:lang w:val="en-US"/>
-        </w:rPr>
-        <w:t xml:space="preserve">Contributed to the development of asda.com e-commerce </w:t>
-      </w:r>
-      <w:r>
-        <w:rPr>
-          <w:sz w:val="21"/>
-          <w:szCs w:val="21"/>
-          <w:lang w:val="en-US"/>
-        </w:rPr>
-        <w:t>website.</w:t>
-      </w:r>
-    </w:p>
-    <w:p xmlns:wp14="http://schemas.microsoft.com/office/word/2010/wordml" wp14:textId="34FE7F0E">
-      <w:pPr>
-        <w:pStyle w:val="ListParagraph"/>
-        <w:numPr>
-          <w:ilvl w:val="0"/>
-          <w:numId w:val="2"/>
-        </w:numPr>
-        <w:spacing w:after="60"/>
-        <w:rPr/>
-      </w:pPr>
-      <w:r>
-        <w:rPr>
-          <w:sz w:val="21"/>
-          <w:szCs w:val="21"/>
-          <w:lang w:val="en-US"/>
-        </w:rPr>
-        <w:t>Integrated security scanning (SonarQube Cloud, Snyk and Trivy) across 300+ repositories, reducing critical vulnerabilities by 75% pre-deployment.</w:t>
-      </w:r>
-    </w:p>
-    <w:p xmlns:wp14="http://schemas.microsoft.com/office/word/2010/wordml" wp14:textId="02BC2F2C">
-      <w:pPr>
-        <w:pStyle w:val="ListParagraph"/>
-        <w:numPr>
-          <w:ilvl w:val="0"/>
-          <w:numId w:val="2"/>
-        </w:numPr>
-        <w:spacing w:after="60"/>
-        <w:rPr/>
-      </w:pPr>
-      <w:r>
-        <w:rPr>
-          <w:sz w:val="21"/>
-          <w:szCs w:val="21"/>
-        </w:rPr>
-        <w:t>Implemented observability stacks with Azure Monitor and Application Insights</w:t>
-      </w:r>
-      <w:r>
-        <w:rPr>
-          <w:sz w:val="21"/>
-          <w:szCs w:val="21"/>
-        </w:rPr>
-        <w:t>.</w:t>
-      </w:r>
-    </w:p>
-    <w:p xmlns:wp14="http://schemas.microsoft.com/office/word/2010/wordml" wp14:textId="77777777">
-      <w:pPr>
-        <w:pStyle w:val="ListParagraph"/>
-        <w:numPr>
-          <w:ilvl w:val="0"/>
-          <w:numId w:val="2"/>
-        </w:numPr>
-        <w:spacing w:after="60"/>
-      </w:pPr>
-      <w:r>
-        <w:rPr>
-          <w:sz w:val="21"/>
-          <w:szCs w:val="21"/>
-        </w:rPr>
-        <w:t xml:space="preserve">Collaborated in Agile cross-functional teams with architects, UX/UI designers, QA, and product managers.</w:t>
-      </w:r>
-    </w:p>
-    <w:p xmlns:wp14="http://schemas.microsoft.com/office/word/2010/wordml" wp14:textId="77777777">
-      <w:pPr>
-        <w:pStyle w:val="ListParagraph"/>
-        <w:numPr>
-          <w:ilvl w:val="0"/>
-          <w:numId w:val="2"/>
-        </w:numPr>
-        <w:spacing w:after="60"/>
-      </w:pPr>
-      <w:r>
-        <w:rPr>
-          <w:sz w:val="21"/>
-          <w:szCs w:val="21"/>
-        </w:rPr>
-        <w:t xml:space="preserve">Contributed to sprint planning, estimations, retrospectives, mentoring juniors, and enforcing TDD/code quality practices (reduced defects by 21%, recognized with Tata Innovation Award).</w:t>
-      </w:r>
-    </w:p>
-    <w:p xmlns:wp14="http://schemas.microsoft.com/office/word/2010/wordml" wp14:textId="77777777">
-      <w:pPr>
-        <w:pStyle w:val="ListParagraph"/>
-        <w:numPr>
-          <w:ilvl w:val="0"/>
-          <w:numId w:val="2"/>
-        </w:numPr>
-        <w:spacing w:after="60"/>
-      </w:pPr>
-      <w:r>
-        <w:rPr>
-          <w:sz w:val="21"/>
-          <w:szCs w:val="21"/>
-        </w:rPr>
-        <w:t xml:space="preserve">Mentored teams on automation practices, reduced cloud spend by 12% and led incident response with automated runbooks and RCA.</w:t>
-      </w:r>
-    </w:p>
-    <w:p xmlns:wp14="http://schemas.microsoft.com/office/word/2010/wordml" wp14:textId="1D79AA31">
-      <w:pPr>
-        <w:pStyle w:val="Normal"/>
-        <w:spacing w:before="120" w:after="20"/>
+        </w:rPr>
+      </w:pPr>
+      <w:r>
+        <w:rPr>
+          <w:b w:val="1"/>
+          <w:bCs w:val="1"/>
+          <w:sz w:val="22"/>
+          <w:szCs w:val="22"/>
+          <w:lang w:val="en-US"/>
+        </w:rPr>
+        <w:t>Technical Lead</w:t>
+      </w:r>
+      <w:r>
         <w:rPr>
           <w:i w:val="1"/>
           <w:iCs w:val="1"/>
           <w:color w:val="444444"/>
           <w:sz w:val="20"/>
           <w:szCs w:val="20"/>
-        </w:rPr>
-      </w:pPr>
-      <w:r>
-        <w:rPr>
-          <w:b w:val="1"/>
-          <w:bCs w:val="1"/>
-          <w:sz w:val="22"/>
-          <w:szCs w:val="22"/>
-          <w:lang w:val="en-US"/>
-        </w:rPr>
-        <w:t>Technical Lead</w:t>
+          <w:lang w:val="en-US"/>
+        </w:rPr>
+        <w:t xml:space="preserve">   </w:t>
       </w:r>
       <w:r>
         <w:rPr>
@@ -753,17 +1119,6 @@
           <w:color w:val="444444"/>
           <w:sz w:val="20"/>
           <w:szCs w:val="20"/>
-          <w:lang w:val="en-US"/>
-        </w:rPr>
-        <w:t xml:space="preserve">   </w:t>
-      </w:r>
-      <w:r>
-        <w:rPr>
-          <w:i w:val="1"/>
-          <w:iCs w:val="1"/>
-          <w:color w:val="444444"/>
-          <w:sz w:val="20"/>
-          <w:szCs w:val="20"/>
         </w:rPr>
         <w:t>July 2020 – Apr 2021</w:t>
       </w:r>
@@ -777,93 +1132,104 @@
         </w:numPr>
         <w:spacing w:after="60"/>
         <w:rPr>
+          <w:rFonts w:ascii="Calibri" w:hAnsi="Calibri" w:eastAsia="Calibri" w:cs="Calibri"/>
+          <w:color w:val="auto"/>
+          <w:sz w:val="22"/>
+          <w:szCs w:val="22"/>
+          <w:lang w:val="en-US"/>
+        </w:rPr>
+      </w:pPr>
+      <w:r>
+        <w:rPr>
+          <w:rFonts w:ascii="Calibri" w:hAnsi="Calibri" w:eastAsia="Calibri" w:cs="Calibri"/>
+          <w:color w:val="auto"/>
+          <w:sz w:val="22"/>
+          <w:szCs w:val="22"/>
+          <w:lang w:val="en-US"/>
+        </w:rPr>
+        <w:t xml:space="preserve">Led cloud modernization for </w:t>
+      </w:r>
+      <w:r>
+        <w:rPr>
+          <w:rFonts w:ascii="Calibri" w:hAnsi="Calibri" w:eastAsia="Calibri" w:cs="Calibri"/>
+          <w:color w:val="auto"/>
+          <w:sz w:val="22"/>
+          <w:szCs w:val="22"/>
+          <w:lang w:val="en-US"/>
+        </w:rPr>
+        <w:t xml:space="preserve">Leading </w:t>
+      </w:r>
+      <w:r>
+        <w:rPr>
+          <w:rFonts w:ascii="Calibri" w:hAnsi="Calibri" w:eastAsia="Calibri" w:cs="Calibri"/>
+          <w:color w:val="auto"/>
+          <w:sz w:val="22"/>
+          <w:szCs w:val="22"/>
+          <w:lang w:val="en-US"/>
+        </w:rPr>
+        <w:t>Health Group, migrating legacy systems to Azure PaaS using microservices and Azure Functions, reducing infrastructure cost and improving API performance.</w:t>
+      </w:r>
+    </w:p>
+    <w:p>
+      <w:pPr>
+        <w:pStyle w:val="ListParagraph"/>
+        <w:numPr>
+          <w:ilvl w:val="0"/>
+          <w:numId w:val="2"/>
+        </w:numPr>
+        <w:spacing w:after="60"/>
+        <w:rPr>
+          <w:rFonts w:ascii="Calibri" w:hAnsi="Calibri" w:eastAsia="Calibri" w:cs="Calibri"/>
+          <w:color w:val="auto"/>
+          <w:sz w:val="22"/>
+          <w:szCs w:val="22"/>
+        </w:rPr>
+      </w:pPr>
+      <w:r>
+        <w:rPr>
+          <w:rFonts w:ascii="Calibri" w:hAnsi="Calibri" w:eastAsia="Calibri" w:cs="Calibri"/>
+          <w:color w:val="auto"/>
+          <w:sz w:val="22"/>
+          <w:szCs w:val="22"/>
+        </w:rPr>
+        <w:t>Designed secure APIs using .NET Core and Azure API Management with OAuth 2.0 and RBAC.</w:t>
+      </w:r>
+    </w:p>
+    <w:p>
+      <w:pPr>
+        <w:pStyle w:val="ListParagraph"/>
+        <w:numPr>
+          <w:ilvl w:val="0"/>
+          <w:numId w:val="2"/>
+        </w:numPr>
+        <w:spacing w:after="60"/>
+        <w:rPr/>
+      </w:pPr>
+      <w:r>
+        <w:rPr>
+          <w:rFonts w:ascii="Calibri" w:hAnsi="Calibri" w:eastAsia="Calibri" w:cs="Calibri"/>
+          <w:color w:val="auto"/>
+          <w:sz w:val="22"/>
+          <w:szCs w:val="22"/>
+        </w:rPr>
+        <w:t>A</w:t>
+      </w:r>
+      <w:r>
+        <w:rPr>
+          <w:rFonts w:ascii="Calibri" w:hAnsi="Calibri" w:eastAsia="Calibri" w:cs="Calibri"/>
+          <w:color w:val="auto"/>
+          <w:sz w:val="22"/>
+          <w:szCs w:val="22"/>
+        </w:rPr>
+        <w:t>utomated CI/CD pipelines using Azure DevOps and Terraform, reducing deployment cycle time and improving release reliability</w:t>
+      </w:r>
+      <w:r>
+        <w:rPr>
+          <w:color w:val="auto"/>
           <w:sz w:val="21"/>
           <w:szCs w:val="21"/>
-          <w:lang w:val="en-US"/>
-        </w:rPr>
-      </w:pPr>
-      <w:r>
-        <w:rPr>
-          <w:color w:val="auto"/>
-          <w:sz w:val="21"/>
-          <w:szCs w:val="21"/>
-          <w:lang w:val="en-US"/>
-        </w:rPr>
-        <w:t xml:space="preserve">Led cloud modernization for </w:t>
-      </w:r>
-      <w:r>
-        <w:rPr>
-          <w:color w:val="auto"/>
-          <w:sz w:val="21"/>
-          <w:szCs w:val="21"/>
-          <w:lang w:val="en-US"/>
-        </w:rPr>
-        <w:t xml:space="preserve">Leading </w:t>
-      </w:r>
-      <w:r>
-        <w:rPr>
-          <w:color w:val="auto"/>
-          <w:sz w:val="21"/>
-          <w:szCs w:val="21"/>
-          <w:lang w:val="en-US"/>
-        </w:rPr>
-        <w:t>Health Group, migrating legacy systems to Azure PaaS using microservices and Azure Functions, reducing infrastructure cost and improving API performance.</w:t>
-      </w:r>
-    </w:p>
-    <w:p>
-      <w:pPr>
-        <w:pStyle w:val="ListParagraph"/>
-        <w:numPr>
-          <w:ilvl w:val="0"/>
-          <w:numId w:val="2"/>
-        </w:numPr>
-        <w:spacing w:after="60"/>
-        <w:rPr>
-          <w:sz w:val="21"/>
-          <w:szCs w:val="21"/>
-        </w:rPr>
-      </w:pPr>
-      <w:r>
-        <w:rPr>
-          <w:color w:val="auto"/>
-          <w:sz w:val="21"/>
-          <w:szCs w:val="21"/>
-        </w:rPr>
-        <w:t>Designed secure APIs using .NET Core and Azure API Management with OAuth 2.0 and RBAC.</w:t>
-      </w:r>
-    </w:p>
-    <w:p>
-      <w:pPr>
-        <w:pStyle w:val="ListParagraph"/>
-        <w:numPr>
-          <w:ilvl w:val="0"/>
-          <w:numId w:val="2"/>
-        </w:numPr>
-        <w:spacing w:after="60"/>
-        <w:rPr/>
-      </w:pPr>
-      <w:r>
-        <w:rPr>
-          <w:rFonts w:ascii="Arial" w:hAnsi="Arial" w:eastAsia="Arial" w:cs="Arial"/>
-          <w:b w:val="0"/>
-          <w:bCs w:val="0"/>
-          <w:i w:val="0"/>
-          <w:iCs w:val="0"/>
-          <w:caps w:val="0"/>
-          <w:smallCaps w:val="0"/>
-          <w:color w:val="444444"/>
-          <w:sz w:val="22"/>
-          <w:szCs w:val="22"/>
-        </w:rPr>
-        <w:t>A</w:t>
-      </w:r>
-      <w:r>
-        <w:rPr>
-          <w:color w:val="auto"/>
-          <w:sz w:val="21"/>
-          <w:szCs w:val="21"/>
-        </w:rPr>
-        <w:t>utomated CI/CD pipelines using Azure DevOps and Terraform, reducing deployment cycle time and improving release reliability.</w:t>
+        </w:rPr>
+        <w:t>.</w:t>
       </w:r>
     </w:p>
     <w:p>
@@ -921,93 +1287,103 @@
           <w:numId w:val="2"/>
         </w:numPr>
         <w:suppressLineNumbers w:val="0"/>
-        <w:bidi w:val="0"/>
         <w:spacing w:before="0" w:beforeAutospacing="off" w:after="60" w:afterAutospacing="off" w:line="259" w:lineRule="auto"/>
         <w:ind w:left="360" w:right="0" w:hanging="360"/>
         <w:jc w:val="left"/>
         <w:rPr>
-          <w:sz w:val="21"/>
-          <w:szCs w:val="21"/>
-          <w:lang w:val="en-US"/>
-        </w:rPr>
-      </w:pPr>
-      <w:r>
-        <w:rPr>
-          <w:color w:val="auto"/>
-          <w:sz w:val="21"/>
-          <w:szCs w:val="21"/>
+          <w:rFonts w:ascii="Calibri" w:hAnsi="Calibri" w:eastAsia="Calibri" w:cs="Calibri"/>
+          <w:color w:val="auto"/>
+          <w:sz w:val="22"/>
+          <w:szCs w:val="22"/>
+          <w:lang w:val="en-US"/>
+        </w:rPr>
+      </w:pPr>
+      <w:r>
+        <w:rPr>
+          <w:rFonts w:ascii="Calibri" w:hAnsi="Calibri" w:eastAsia="Calibri" w:cs="Calibri"/>
+          <w:color w:val="auto"/>
+          <w:sz w:val="22"/>
+          <w:szCs w:val="22"/>
           <w:lang w:val="en-US"/>
         </w:rPr>
         <w:t xml:space="preserve">Delivered digital transformation </w:t>
       </w:r>
       <w:r>
         <w:rPr>
-          <w:color w:val="auto"/>
-          <w:sz w:val="21"/>
-          <w:szCs w:val="21"/>
+          <w:rFonts w:ascii="Calibri" w:hAnsi="Calibri" w:eastAsia="Calibri" w:cs="Calibri"/>
+          <w:color w:val="auto"/>
+          <w:sz w:val="22"/>
+          <w:szCs w:val="22"/>
           <w:lang w:val="en-US"/>
         </w:rPr>
         <w:t>programmes</w:t>
       </w:r>
       <w:r>
         <w:rPr>
-          <w:color w:val="auto"/>
-          <w:sz w:val="21"/>
-          <w:szCs w:val="21"/>
+          <w:rFonts w:ascii="Calibri" w:hAnsi="Calibri" w:eastAsia="Calibri" w:cs="Calibri"/>
+          <w:color w:val="auto"/>
+          <w:sz w:val="22"/>
+          <w:szCs w:val="22"/>
           <w:lang w:val="en-US"/>
         </w:rPr>
         <w:t xml:space="preserve"> for </w:t>
       </w:r>
       <w:r>
         <w:rPr>
-          <w:color w:val="auto"/>
-          <w:sz w:val="21"/>
-          <w:szCs w:val="21"/>
+          <w:rFonts w:ascii="Calibri" w:hAnsi="Calibri" w:eastAsia="Calibri" w:cs="Calibri"/>
+          <w:color w:val="auto"/>
+          <w:sz w:val="22"/>
+          <w:szCs w:val="22"/>
           <w:lang w:val="en-US"/>
         </w:rPr>
         <w:t xml:space="preserve">leading </w:t>
       </w:r>
       <w:r>
         <w:rPr>
-          <w:color w:val="auto"/>
-          <w:sz w:val="21"/>
-          <w:szCs w:val="21"/>
+          <w:rFonts w:ascii="Calibri" w:hAnsi="Calibri" w:eastAsia="Calibri" w:cs="Calibri"/>
+          <w:color w:val="auto"/>
+          <w:sz w:val="22"/>
+          <w:szCs w:val="22"/>
           <w:lang w:val="en-US"/>
         </w:rPr>
         <w:t>manufacture</w:t>
       </w:r>
       <w:r>
         <w:rPr>
-          <w:color w:val="auto"/>
-          <w:sz w:val="21"/>
-          <w:szCs w:val="21"/>
+          <w:rFonts w:ascii="Calibri" w:hAnsi="Calibri" w:eastAsia="Calibri" w:cs="Calibri"/>
+          <w:color w:val="auto"/>
+          <w:sz w:val="22"/>
+          <w:szCs w:val="22"/>
           <w:lang w:val="en-US"/>
         </w:rPr>
         <w:t xml:space="preserve"> </w:t>
       </w:r>
       <w:r>
         <w:rPr>
-          <w:color w:val="auto"/>
-          <w:sz w:val="21"/>
-          <w:szCs w:val="21"/>
+          <w:rFonts w:ascii="Calibri" w:hAnsi="Calibri" w:eastAsia="Calibri" w:cs="Calibri"/>
+          <w:color w:val="auto"/>
+          <w:sz w:val="22"/>
+          <w:szCs w:val="22"/>
           <w:lang w:val="en-US"/>
         </w:rPr>
         <w:t xml:space="preserve">and aviation </w:t>
       </w:r>
       <w:r>
         <w:rPr>
-          <w:color w:val="auto"/>
-          <w:sz w:val="21"/>
-          <w:szCs w:val="21"/>
+          <w:rFonts w:ascii="Calibri" w:hAnsi="Calibri" w:eastAsia="Calibri" w:cs="Calibri"/>
+          <w:color w:val="auto"/>
+          <w:sz w:val="22"/>
+          <w:szCs w:val="22"/>
           <w:lang w:val="en-US"/>
         </w:rPr>
         <w:t>client</w:t>
       </w:r>
       <w:r>
         <w:rPr>
-          <w:color w:val="auto"/>
-          <w:sz w:val="21"/>
-          <w:szCs w:val="21"/>
+          <w:rFonts w:ascii="Calibri" w:hAnsi="Calibri" w:eastAsia="Calibri" w:cs="Calibri"/>
+          <w:color w:val="auto"/>
+          <w:sz w:val="22"/>
+          <w:szCs w:val="22"/>
           <w:lang w:val="en-US"/>
         </w:rPr>
         <w:t xml:space="preserve"> using Azure PaaS and .NET Core.</w:t>
@@ -1020,17 +1396,24 @@
           <w:ilvl w:val="0"/>
           <w:numId w:val="2"/>
         </w:numPr>
-        <w:spacing w:before="40" w:after="40"/>
-        <w:rPr>
-          <w:sz w:val="21"/>
-          <w:szCs w:val="21"/>
-        </w:rPr>
-      </w:pPr>
-      <w:r>
-        <w:rPr>
-          <w:color w:val="auto"/>
-          <w:sz w:val="21"/>
-          <w:szCs w:val="21"/>
+        <w:suppressLineNumbers w:val="0"/>
+        <w:bidi w:val="0"/>
+        <w:spacing w:before="0" w:beforeAutospacing="off" w:after="60" w:afterAutospacing="off" w:line="259" w:lineRule="auto"/>
+        <w:ind w:left="360" w:right="0" w:hanging="360"/>
+        <w:jc w:val="left"/>
+        <w:rPr>
+          <w:rFonts w:ascii="Calibri" w:hAnsi="Calibri" w:eastAsia="Calibri" w:cs="Calibri"/>
+          <w:color w:val="auto"/>
+          <w:sz w:val="22"/>
+          <w:szCs w:val="22"/>
+        </w:rPr>
+      </w:pPr>
+      <w:r>
+        <w:rPr>
+          <w:rFonts w:ascii="Calibri" w:hAnsi="Calibri" w:eastAsia="Calibri" w:cs="Calibri"/>
+          <w:color w:val="auto"/>
+          <w:sz w:val="22"/>
+          <w:szCs w:val="22"/>
         </w:rPr>
         <w:t>Built multilingual customer engagement platforms using Sitecore CMS and Azure APIs supporting 10+ languages.</w:t>
       </w:r>
@@ -1042,17 +1425,24 @@
           <w:ilvl w:val="0"/>
           <w:numId w:val="2"/>
         </w:numPr>
-        <w:spacing w:before="40" w:after="40"/>
-        <w:rPr>
-          <w:sz w:val="21"/>
-          <w:szCs w:val="21"/>
-        </w:rPr>
-      </w:pPr>
-      <w:r>
-        <w:rPr>
-          <w:color w:val="auto"/>
-          <w:sz w:val="21"/>
-          <w:szCs w:val="21"/>
+        <w:suppressLineNumbers w:val="0"/>
+        <w:bidi w:val="0"/>
+        <w:spacing w:before="0" w:beforeAutospacing="off" w:after="60" w:afterAutospacing="off" w:line="259" w:lineRule="auto"/>
+        <w:ind w:left="360" w:right="0" w:hanging="360"/>
+        <w:jc w:val="left"/>
+        <w:rPr>
+          <w:rFonts w:ascii="Calibri" w:hAnsi="Calibri" w:eastAsia="Calibri" w:cs="Calibri"/>
+          <w:color w:val="auto"/>
+          <w:sz w:val="22"/>
+          <w:szCs w:val="22"/>
+        </w:rPr>
+      </w:pPr>
+      <w:r>
+        <w:rPr>
+          <w:rFonts w:ascii="Calibri" w:hAnsi="Calibri" w:eastAsia="Calibri" w:cs="Calibri"/>
+          <w:color w:val="auto"/>
+          <w:sz w:val="22"/>
+          <w:szCs w:val="22"/>
         </w:rPr>
         <w:t>Led Agile teams of 8–12 engineers across design, development, and testing.</w:t>
       </w:r>
@@ -1064,17 +1454,24 @@
           <w:ilvl w:val="0"/>
           <w:numId w:val="2"/>
         </w:numPr>
-        <w:spacing w:before="40" w:after="40"/>
-        <w:rPr>
-          <w:sz w:val="21"/>
-          <w:szCs w:val="21"/>
-        </w:rPr>
-      </w:pPr>
-      <w:r>
-        <w:rPr>
-          <w:color w:val="auto"/>
-          <w:sz w:val="21"/>
-          <w:szCs w:val="21"/>
+        <w:suppressLineNumbers w:val="0"/>
+        <w:bidi w:val="0"/>
+        <w:spacing w:before="0" w:beforeAutospacing="off" w:after="60" w:afterAutospacing="off" w:line="259" w:lineRule="auto"/>
+        <w:ind w:left="360" w:right="0" w:hanging="360"/>
+        <w:jc w:val="left"/>
+        <w:rPr>
+          <w:rFonts w:ascii="Calibri" w:hAnsi="Calibri" w:eastAsia="Calibri" w:cs="Calibri"/>
+          <w:color w:val="auto"/>
+          <w:sz w:val="22"/>
+          <w:szCs w:val="22"/>
+        </w:rPr>
+      </w:pPr>
+      <w:r>
+        <w:rPr>
+          <w:rFonts w:ascii="Calibri" w:hAnsi="Calibri" w:eastAsia="Calibri" w:cs="Calibri"/>
+          <w:color w:val="auto"/>
+          <w:sz w:val="22"/>
+          <w:szCs w:val="22"/>
         </w:rPr>
         <w:t>Contributed to pre-sales, solution proposals, and client technical presentations.</w:t>
       </w:r>
@@ -1250,25 +1647,33 @@
           <w:ilvl w:val="0"/>
           <w:numId w:val="2"/>
         </w:numPr>
-        <w:spacing w:before="40" w:after="40"/>
-        <w:rPr>
-          <w:sz w:val="21"/>
-          <w:szCs w:val="21"/>
-        </w:rPr>
-      </w:pPr>
-      <w:r>
-        <w:rPr>
-          <w:color w:val="auto"/>
-          <w:sz w:val="21"/>
-          <w:szCs w:val="21"/>
+        <w:suppressLineNumbers w:val="0"/>
+        <w:bidi w:val="0"/>
+        <w:spacing w:before="0" w:beforeAutospacing="off" w:after="60" w:afterAutospacing="off" w:line="259" w:lineRule="auto"/>
+        <w:ind w:left="360" w:right="0" w:hanging="360"/>
+        <w:jc w:val="left"/>
+        <w:rPr>
+          <w:rFonts w:ascii="Calibri" w:hAnsi="Calibri" w:eastAsia="Calibri" w:cs="Calibri"/>
+          <w:color w:val="auto"/>
+          <w:sz w:val="22"/>
+          <w:szCs w:val="22"/>
+        </w:rPr>
+      </w:pPr>
+      <w:r>
+        <w:rPr>
+          <w:rFonts w:ascii="Calibri" w:hAnsi="Calibri" w:eastAsia="Calibri" w:cs="Calibri"/>
+          <w:color w:val="auto"/>
+          <w:sz w:val="22"/>
+          <w:szCs w:val="22"/>
         </w:rPr>
         <w:t>Involve in</w:t>
       </w:r>
       <w:r>
         <w:rPr>
-          <w:color w:val="auto"/>
-          <w:sz w:val="21"/>
-          <w:szCs w:val="21"/>
+          <w:rFonts w:ascii="Calibri" w:hAnsi="Calibri" w:eastAsia="Calibri" w:cs="Calibri"/>
+          <w:color w:val="auto"/>
+          <w:sz w:val="22"/>
+          <w:szCs w:val="22"/>
         </w:rPr>
         <w:t xml:space="preserve"> design, development, and testing.</w:t>
       </w:r>
@@ -1280,17 +1685,24 @@
           <w:ilvl w:val="0"/>
           <w:numId w:val="2"/>
         </w:numPr>
-        <w:spacing w:before="40" w:after="40"/>
-        <w:rPr>
-          <w:sz w:val="21"/>
-          <w:szCs w:val="21"/>
-        </w:rPr>
-      </w:pPr>
-      <w:r>
-        <w:rPr>
-          <w:color w:val="auto"/>
-          <w:sz w:val="21"/>
-          <w:szCs w:val="21"/>
+        <w:suppressLineNumbers w:val="0"/>
+        <w:bidi w:val="0"/>
+        <w:spacing w:before="0" w:beforeAutospacing="off" w:after="60" w:afterAutospacing="off" w:line="259" w:lineRule="auto"/>
+        <w:ind w:left="360" w:right="0" w:hanging="360"/>
+        <w:jc w:val="left"/>
+        <w:rPr>
+          <w:rFonts w:ascii="Calibri" w:hAnsi="Calibri" w:eastAsia="Calibri" w:cs="Calibri"/>
+          <w:color w:val="auto"/>
+          <w:sz w:val="22"/>
+          <w:szCs w:val="22"/>
+        </w:rPr>
+      </w:pPr>
+      <w:r>
+        <w:rPr>
+          <w:rFonts w:ascii="Calibri" w:hAnsi="Calibri" w:eastAsia="Calibri" w:cs="Calibri"/>
+          <w:color w:val="auto"/>
+          <w:sz w:val="22"/>
+          <w:szCs w:val="22"/>
         </w:rPr>
         <w:t>Contributed to pre-sales, solution proposals, and client technical presentations.</w:t>
       </w:r>
@@ -1302,37 +1714,45 @@
           <w:ilvl w:val="0"/>
           <w:numId w:val="2"/>
         </w:numPr>
-        <w:spacing w:before="40" w:after="40"/>
-        <w:rPr>
-          <w:color w:val="auto"/>
-          <w:sz w:val="21"/>
-          <w:szCs w:val="21"/>
-          <w:lang w:val="en-US"/>
-        </w:rPr>
-      </w:pPr>
-      <w:r>
-        <w:rPr>
-          <w:color w:val="auto"/>
-          <w:sz w:val="21"/>
-          <w:szCs w:val="21"/>
+        <w:suppressLineNumbers w:val="0"/>
+        <w:bidi w:val="0"/>
+        <w:spacing w:before="0" w:beforeAutospacing="off" w:after="60" w:afterAutospacing="off" w:line="259" w:lineRule="auto"/>
+        <w:ind w:left="360" w:right="0" w:hanging="360"/>
+        <w:jc w:val="left"/>
+        <w:rPr>
+          <w:rFonts w:ascii="Calibri" w:hAnsi="Calibri" w:eastAsia="Calibri" w:cs="Calibri"/>
+          <w:color w:val="auto"/>
+          <w:sz w:val="22"/>
+          <w:szCs w:val="22"/>
+          <w:lang w:val="en-US"/>
+        </w:rPr>
+      </w:pPr>
+      <w:r>
+        <w:rPr>
+          <w:rFonts w:ascii="Calibri" w:hAnsi="Calibri" w:eastAsia="Calibri" w:cs="Calibri"/>
+          <w:color w:val="auto"/>
+          <w:sz w:val="22"/>
+          <w:szCs w:val="22"/>
           <w:lang w:val="en-US"/>
         </w:rPr>
         <w:t xml:space="preserve">Delivered Azure-based digital platforms for </w:t>
       </w:r>
       <w:r>
         <w:rPr>
-          <w:color w:val="auto"/>
-          <w:sz w:val="21"/>
-          <w:szCs w:val="21"/>
+          <w:rFonts w:ascii="Calibri" w:hAnsi="Calibri" w:eastAsia="Calibri" w:cs="Calibri"/>
+          <w:color w:val="auto"/>
+          <w:sz w:val="22"/>
+          <w:szCs w:val="22"/>
           <w:lang w:val="en-US"/>
         </w:rPr>
         <w:t xml:space="preserve">leading aviation client </w:t>
       </w:r>
       <w:r>
         <w:rPr>
-          <w:color w:val="auto"/>
-          <w:sz w:val="21"/>
-          <w:szCs w:val="21"/>
+          <w:rFonts w:ascii="Calibri" w:hAnsi="Calibri" w:eastAsia="Calibri" w:cs="Calibri"/>
+          <w:color w:val="auto"/>
+          <w:sz w:val="22"/>
+          <w:szCs w:val="22"/>
           <w:lang w:val="en-US"/>
         </w:rPr>
         <w:t>covering portals, dashboards, and enterprise integrations.</w:t>
@@ -1345,18 +1765,24 @@
           <w:ilvl w:val="0"/>
           <w:numId w:val="2"/>
         </w:numPr>
-        <w:spacing w:before="40" w:after="40"/>
-        <w:rPr>
-          <w:color w:val="auto"/>
-          <w:sz w:val="21"/>
-          <w:szCs w:val="21"/>
-        </w:rPr>
-      </w:pPr>
-      <w:r>
-        <w:rPr>
-          <w:color w:val="auto"/>
-          <w:sz w:val="21"/>
-          <w:szCs w:val="21"/>
+        <w:suppressLineNumbers w:val="0"/>
+        <w:bidi w:val="0"/>
+        <w:spacing w:before="0" w:beforeAutospacing="off" w:after="60" w:afterAutospacing="off" w:line="259" w:lineRule="auto"/>
+        <w:ind w:left="360" w:right="0" w:hanging="360"/>
+        <w:jc w:val="left"/>
+        <w:rPr>
+          <w:rFonts w:ascii="Calibri" w:hAnsi="Calibri" w:eastAsia="Calibri" w:cs="Calibri"/>
+          <w:color w:val="auto"/>
+          <w:sz w:val="22"/>
+          <w:szCs w:val="22"/>
+        </w:rPr>
+      </w:pPr>
+      <w:r>
+        <w:rPr>
+          <w:rFonts w:ascii="Calibri" w:hAnsi="Calibri" w:eastAsia="Calibri" w:cs="Calibri"/>
+          <w:color w:val="auto"/>
+          <w:sz w:val="22"/>
+          <w:szCs w:val="22"/>
         </w:rPr>
         <w:t>I worked across architecture, development, and testing in Agile teams.</w:t>
       </w:r>
@@ -1490,18 +1916,24 @@
           <w:ilvl w:val="0"/>
           <w:numId w:val="2"/>
         </w:numPr>
-        <w:spacing w:before="40" w:after="40"/>
-        <w:rPr>
-          <w:color w:val="auto"/>
-          <w:sz w:val="21"/>
-          <w:szCs w:val="21"/>
-        </w:rPr>
-      </w:pPr>
-      <w:r>
-        <w:rPr>
-          <w:color w:val="auto"/>
-          <w:sz w:val="21"/>
-          <w:szCs w:val="21"/>
+        <w:suppressLineNumbers w:val="0"/>
+        <w:bidi w:val="0"/>
+        <w:spacing w:before="0" w:beforeAutospacing="off" w:after="60" w:afterAutospacing="off" w:line="259" w:lineRule="auto"/>
+        <w:ind w:left="360" w:right="0" w:hanging="360"/>
+        <w:jc w:val="left"/>
+        <w:rPr>
+          <w:rFonts w:ascii="Calibri" w:hAnsi="Calibri" w:eastAsia="Calibri" w:cs="Calibri"/>
+          <w:color w:val="auto"/>
+          <w:sz w:val="22"/>
+          <w:szCs w:val="22"/>
+        </w:rPr>
+      </w:pPr>
+      <w:r>
+        <w:rPr>
+          <w:rFonts w:ascii="Calibri" w:hAnsi="Calibri" w:eastAsia="Calibri" w:cs="Calibri"/>
+          <w:color w:val="auto"/>
+          <w:sz w:val="22"/>
+          <w:szCs w:val="22"/>
         </w:rPr>
         <w:t>I worked across architecture, development, and testing in Agile teams.</w:t>
       </w:r>
@@ -1513,17 +1945,24 @@
           <w:ilvl w:val="0"/>
           <w:numId w:val="2"/>
         </w:numPr>
-        <w:spacing w:before="40" w:after="40"/>
-        <w:rPr>
-          <w:sz w:val="21"/>
-          <w:szCs w:val="21"/>
-        </w:rPr>
-      </w:pPr>
-      <w:r>
-        <w:rPr>
-          <w:color w:val="auto"/>
-          <w:sz w:val="21"/>
-          <w:szCs w:val="21"/>
+        <w:suppressLineNumbers w:val="0"/>
+        <w:bidi w:val="0"/>
+        <w:spacing w:before="0" w:beforeAutospacing="off" w:after="60" w:afterAutospacing="off" w:line="259" w:lineRule="auto"/>
+        <w:ind w:left="360" w:right="0" w:hanging="360"/>
+        <w:jc w:val="left"/>
+        <w:rPr>
+          <w:rFonts w:ascii="Calibri" w:hAnsi="Calibri" w:eastAsia="Calibri" w:cs="Calibri"/>
+          <w:color w:val="auto"/>
+          <w:sz w:val="22"/>
+          <w:szCs w:val="22"/>
+        </w:rPr>
+      </w:pPr>
+      <w:r>
+        <w:rPr>
+          <w:rFonts w:ascii="Calibri" w:hAnsi="Calibri" w:eastAsia="Calibri" w:cs="Calibri"/>
+          <w:color w:val="auto"/>
+          <w:sz w:val="22"/>
+          <w:szCs w:val="22"/>
         </w:rPr>
         <w:t>Involve in design, development, and testing.</w:t>
       </w:r>
@@ -1569,40 +2008,51 @@
           <w:ilvl w:val="0"/>
           <w:numId w:val="2"/>
         </w:numPr>
-        <w:spacing w:before="40" w:after="40"/>
-        <w:rPr>
-          <w:color w:val="auto"/>
+        <w:suppressLineNumbers w:val="0"/>
+        <w:bidi w:val="0"/>
+        <w:spacing w:before="0" w:beforeAutospacing="off" w:after="60" w:afterAutospacing="off" w:line="259" w:lineRule="auto"/>
+        <w:ind w:left="360" w:right="0" w:hanging="360"/>
+        <w:jc w:val="left"/>
+        <w:rPr>
+          <w:rFonts w:ascii="Calibri" w:hAnsi="Calibri" w:eastAsia="Calibri" w:cs="Calibri"/>
+          <w:color w:val="auto"/>
+          <w:sz w:val="22"/>
+          <w:szCs w:val="22"/>
+        </w:rPr>
+      </w:pPr>
+      <w:r>
+        <w:rPr>
+          <w:rFonts w:ascii="Calibri" w:hAnsi="Calibri" w:eastAsia="Calibri" w:cs="Calibri"/>
+          <w:color w:val="auto"/>
+          <w:sz w:val="22"/>
+          <w:szCs w:val="22"/>
+        </w:rPr>
+        <w:t>I worked across architecture, development, and testing in Agile teams.</w:t>
+      </w:r>
+    </w:p>
+    <w:p>
+      <w:pPr>
+        <w:pStyle w:val="ListParagraph"/>
+        <w:numPr>
+          <w:ilvl w:val="0"/>
+          <w:numId w:val="2"/>
+        </w:numPr>
+        <w:suppressLineNumbers w:val="0"/>
+        <w:bidi w:val="0"/>
+        <w:spacing w:before="0" w:beforeAutospacing="off" w:after="60" w:afterAutospacing="off" w:line="259" w:lineRule="auto"/>
+        <w:ind w:left="360" w:right="0" w:hanging="360"/>
+        <w:jc w:val="left"/>
+        <w:rPr>
           <w:sz w:val="21"/>
           <w:szCs w:val="21"/>
         </w:rPr>
       </w:pPr>
       <w:r>
         <w:rPr>
-          <w:color w:val="auto"/>
-          <w:sz w:val="21"/>
-          <w:szCs w:val="21"/>
-        </w:rPr>
-        <w:t>I worked across architecture, development, and testing in Agile teams.</w:t>
-      </w:r>
-    </w:p>
-    <w:p>
-      <w:pPr>
-        <w:pStyle w:val="ListParagraph"/>
-        <w:numPr>
-          <w:ilvl w:val="0"/>
-          <w:numId w:val="2"/>
-        </w:numPr>
-        <w:spacing w:before="40" w:after="40"/>
-        <w:rPr>
-          <w:sz w:val="21"/>
-          <w:szCs w:val="21"/>
-        </w:rPr>
-      </w:pPr>
-      <w:r>
-        <w:rPr>
-          <w:color w:val="auto"/>
-          <w:sz w:val="21"/>
-          <w:szCs w:val="21"/>
+          <w:rFonts w:ascii="Calibri" w:hAnsi="Calibri" w:eastAsia="Calibri" w:cs="Calibri"/>
+          <w:color w:val="auto"/>
+          <w:sz w:val="22"/>
+          <w:szCs w:val="22"/>
         </w:rPr>
         <w:t>Involve in design, development, and testing.</w:t>
       </w:r>
@@ -1688,14 +2138,26 @@
           <w:ilvl w:val="0"/>
           <w:numId w:val="2"/>
         </w:numPr>
-        <w:spacing w:after="60"/>
-      </w:pPr>
-      <w:r>
-        <w:rPr>
-          <w:sz w:val="21"/>
-          <w:szCs w:val="21"/>
-        </w:rPr>
-        <w:t xml:space="preserve">Collaborative mindset with ownership of tasks</w:t>
+        <w:suppressLineNumbers w:val="0"/>
+        <w:bidi w:val="0"/>
+        <w:spacing w:before="0" w:beforeAutospacing="off" w:after="60" w:afterAutospacing="off" w:line="259" w:lineRule="auto"/>
+        <w:ind w:left="360" w:right="0" w:hanging="360"/>
+        <w:jc w:val="left"/>
+        <w:rPr>
+          <w:rFonts w:ascii="Calibri" w:hAnsi="Calibri" w:eastAsia="Calibri" w:cs="Calibri"/>
+          <w:color w:val="auto"/>
+          <w:sz w:val="22"/>
+          <w:szCs w:val="22"/>
+        </w:rPr>
+      </w:pPr>
+      <w:r>
+        <w:rPr>
+          <w:rFonts w:ascii="Calibri" w:hAnsi="Calibri" w:eastAsia="Calibri" w:cs="Calibri"/>
+          <w:color w:val="auto"/>
+          <w:sz w:val="22"/>
+          <w:szCs w:val="22"/>
+        </w:rPr>
+        <w:t>Collaborative mindset with ownership of tasks</w:t>
       </w:r>
     </w:p>
     <w:p xmlns:wp14="http://schemas.microsoft.com/office/word/2010/wordml" wp14:textId="77777777">
@@ -1705,14 +2167,26 @@
           <w:ilvl w:val="0"/>
           <w:numId w:val="2"/>
         </w:numPr>
-        <w:spacing w:after="60"/>
-      </w:pPr>
-      <w:r>
-        <w:rPr>
-          <w:sz w:val="21"/>
-          <w:szCs w:val="21"/>
-        </w:rPr>
-        <w:t xml:space="preserve">Genuine curiosity for cloud technologies</w:t>
+        <w:suppressLineNumbers w:val="0"/>
+        <w:bidi w:val="0"/>
+        <w:spacing w:before="0" w:beforeAutospacing="off" w:after="60" w:afterAutospacing="off" w:line="259" w:lineRule="auto"/>
+        <w:ind w:left="360" w:right="0" w:hanging="360"/>
+        <w:jc w:val="left"/>
+        <w:rPr>
+          <w:rFonts w:ascii="Calibri" w:hAnsi="Calibri" w:eastAsia="Calibri" w:cs="Calibri"/>
+          <w:color w:val="auto"/>
+          <w:sz w:val="22"/>
+          <w:szCs w:val="22"/>
+        </w:rPr>
+      </w:pPr>
+      <w:r>
+        <w:rPr>
+          <w:rFonts w:ascii="Calibri" w:hAnsi="Calibri" w:eastAsia="Calibri" w:cs="Calibri"/>
+          <w:color w:val="auto"/>
+          <w:sz w:val="22"/>
+          <w:szCs w:val="22"/>
+        </w:rPr>
+        <w:t>Genuine curiosity for cloud technologies</w:t>
       </w:r>
     </w:p>
     <w:p xmlns:wp14="http://schemas.microsoft.com/office/word/2010/wordml" wp14:textId="77777777">
@@ -1722,14 +2196,26 @@
           <w:ilvl w:val="0"/>
           <w:numId w:val="2"/>
         </w:numPr>
-        <w:spacing w:after="60"/>
-      </w:pPr>
-      <w:r>
-        <w:rPr>
-          <w:sz w:val="21"/>
-          <w:szCs w:val="21"/>
-        </w:rPr>
-        <w:t xml:space="preserve">Strong communication with stakeholders</w:t>
+        <w:suppressLineNumbers w:val="0"/>
+        <w:bidi w:val="0"/>
+        <w:spacing w:before="0" w:beforeAutospacing="off" w:after="60" w:afterAutospacing="off" w:line="259" w:lineRule="auto"/>
+        <w:ind w:left="360" w:right="0" w:hanging="360"/>
+        <w:jc w:val="left"/>
+        <w:rPr>
+          <w:rFonts w:ascii="Calibri" w:hAnsi="Calibri" w:eastAsia="Calibri" w:cs="Calibri"/>
+          <w:color w:val="auto"/>
+          <w:sz w:val="22"/>
+          <w:szCs w:val="22"/>
+        </w:rPr>
+      </w:pPr>
+      <w:r>
+        <w:rPr>
+          <w:rFonts w:ascii="Calibri" w:hAnsi="Calibri" w:eastAsia="Calibri" w:cs="Calibri"/>
+          <w:color w:val="auto"/>
+          <w:sz w:val="22"/>
+          <w:szCs w:val="22"/>
+        </w:rPr>
+        <w:t>Strong communication with stakeholders</w:t>
       </w:r>
     </w:p>
     <w:p xmlns:wp14="http://schemas.microsoft.com/office/word/2010/wordml" wp14:textId="77777777">
@@ -1739,14 +2225,26 @@
           <w:ilvl w:val="0"/>
           <w:numId w:val="2"/>
         </w:numPr>
-        <w:spacing w:after="60"/>
-      </w:pPr>
-      <w:r>
-        <w:rPr>
-          <w:sz w:val="21"/>
-          <w:szCs w:val="21"/>
-        </w:rPr>
-        <w:t xml:space="preserve">Positive, pragmatic approach to delivering customer value.</w:t>
+        <w:suppressLineNumbers w:val="0"/>
+        <w:bidi w:val="0"/>
+        <w:spacing w:before="0" w:beforeAutospacing="off" w:after="60" w:afterAutospacing="off" w:line="259" w:lineRule="auto"/>
+        <w:ind w:left="360" w:right="0" w:hanging="360"/>
+        <w:jc w:val="left"/>
+        <w:rPr>
+          <w:rFonts w:ascii="Calibri" w:hAnsi="Calibri" w:eastAsia="Calibri" w:cs="Calibri"/>
+          <w:color w:val="auto"/>
+          <w:sz w:val="22"/>
+          <w:szCs w:val="22"/>
+        </w:rPr>
+      </w:pPr>
+      <w:r>
+        <w:rPr>
+          <w:rFonts w:ascii="Calibri" w:hAnsi="Calibri" w:eastAsia="Calibri" w:cs="Calibri"/>
+          <w:color w:val="auto"/>
+          <w:sz w:val="22"/>
+          <w:szCs w:val="22"/>
+        </w:rPr>
+        <w:t>Positive, pragmatic approach to delivering customer value.</w:t>
       </w:r>
     </w:p>
     <w:p xmlns:wp14="http://schemas.microsoft.com/office/word/2010/wordml" wp14:textId="02365E80">
@@ -1774,28 +2272,35 @@
           <w:ilvl w:val="0"/>
           <w:numId w:val="2"/>
         </w:numPr>
-        <w:spacing w:after="60"/>
-        <w:rPr>
-          <w:color w:val="auto"/>
-          <w:sz w:val="21"/>
-          <w:szCs w:val="21"/>
+        <w:suppressLineNumbers w:val="0"/>
+        <w:bidi w:val="0"/>
+        <w:spacing w:before="0" w:beforeAutospacing="off" w:after="60" w:afterAutospacing="off" w:line="259" w:lineRule="auto"/>
+        <w:ind w:left="360" w:right="0" w:hanging="360"/>
+        <w:jc w:val="left"/>
+        <w:rPr>
+          <w:rFonts w:ascii="Calibri" w:hAnsi="Calibri" w:eastAsia="Calibri" w:cs="Calibri"/>
+          <w:color w:val="auto"/>
+          <w:sz w:val="22"/>
+          <w:szCs w:val="22"/>
           <w:lang w:val="en-GB"/>
         </w:rPr>
       </w:pPr>
       <w:r>
         <w:rPr>
-          <w:color w:val="auto"/>
-          <w:sz w:val="21"/>
-          <w:szCs w:val="21"/>
+          <w:rFonts w:ascii="Calibri" w:hAnsi="Calibri" w:eastAsia="Calibri" w:cs="Calibri"/>
+          <w:color w:val="auto"/>
+          <w:sz w:val="22"/>
+          <w:szCs w:val="22"/>
           <w:lang w:val="en-GB"/>
         </w:rPr>
         <w:t>Master of Computer Applications (MCA) — United Institute of Management Jun 2005-</w:t>
       </w:r>
       <w:r>
         <w:rPr>
-          <w:color w:val="auto"/>
-          <w:sz w:val="21"/>
-          <w:szCs w:val="21"/>
+          <w:rFonts w:ascii="Calibri" w:hAnsi="Calibri" w:eastAsia="Calibri" w:cs="Calibri"/>
+          <w:color w:val="auto"/>
+          <w:sz w:val="22"/>
+          <w:szCs w:val="22"/>
           <w:lang w:val="en-GB"/>
         </w:rPr>
         <w:t>Jun 2008</w:t>
@@ -1851,14 +2356,26 @@
           <w:ilvl w:val="0"/>
           <w:numId w:val="2"/>
         </w:numPr>
-        <w:spacing w:after="60"/>
-      </w:pPr>
-      <w:r>
-        <w:rPr>
-          <w:sz w:val="21"/>
-          <w:szCs w:val="21"/>
-        </w:rPr>
-        <w:t xml:space="preserve">Azure Admin Associate</w:t>
+        <w:suppressLineNumbers w:val="0"/>
+        <w:bidi w:val="0"/>
+        <w:spacing w:before="0" w:beforeAutospacing="off" w:after="60" w:afterAutospacing="off" w:line="259" w:lineRule="auto"/>
+        <w:ind w:left="360" w:right="0" w:hanging="360"/>
+        <w:jc w:val="left"/>
+        <w:rPr>
+          <w:rFonts w:ascii="Calibri" w:hAnsi="Calibri" w:eastAsia="Calibri" w:cs="Calibri"/>
+          <w:color w:val="auto"/>
+          <w:sz w:val="22"/>
+          <w:szCs w:val="22"/>
+        </w:rPr>
+      </w:pPr>
+      <w:r>
+        <w:rPr>
+          <w:rFonts w:ascii="Calibri" w:hAnsi="Calibri" w:eastAsia="Calibri" w:cs="Calibri"/>
+          <w:color w:val="auto"/>
+          <w:sz w:val="22"/>
+          <w:szCs w:val="22"/>
+        </w:rPr>
+        <w:t>Azure Admin Associate</w:t>
       </w:r>
     </w:p>
     <w:p xmlns:wp14="http://schemas.microsoft.com/office/word/2010/wordml" wp14:textId="77777777">
@@ -1868,14 +2385,26 @@
           <w:ilvl w:val="0"/>
           <w:numId w:val="2"/>
         </w:numPr>
-        <w:spacing w:after="60"/>
-      </w:pPr>
-      <w:r>
-        <w:rPr>
-          <w:sz w:val="21"/>
-          <w:szCs w:val="21"/>
-        </w:rPr>
-        <w:t xml:space="preserve">Azure Solutions Expert</w:t>
+        <w:suppressLineNumbers w:val="0"/>
+        <w:bidi w:val="0"/>
+        <w:spacing w:before="0" w:beforeAutospacing="off" w:after="60" w:afterAutospacing="off" w:line="259" w:lineRule="auto"/>
+        <w:ind w:left="360" w:right="0" w:hanging="360"/>
+        <w:jc w:val="left"/>
+        <w:rPr>
+          <w:rFonts w:ascii="Calibri" w:hAnsi="Calibri" w:eastAsia="Calibri" w:cs="Calibri"/>
+          <w:color w:val="auto"/>
+          <w:sz w:val="22"/>
+          <w:szCs w:val="22"/>
+        </w:rPr>
+      </w:pPr>
+      <w:r>
+        <w:rPr>
+          <w:rFonts w:ascii="Calibri" w:hAnsi="Calibri" w:eastAsia="Calibri" w:cs="Calibri"/>
+          <w:color w:val="auto"/>
+          <w:sz w:val="22"/>
+          <w:szCs w:val="22"/>
+        </w:rPr>
+        <w:t>Azure Solutions Expert</w:t>
       </w:r>
     </w:p>
     <w:p xmlns:wp14="http://schemas.microsoft.com/office/word/2010/wordml" wp14:textId="77777777">
@@ -1899,14 +2428,26 @@
           <w:ilvl w:val="0"/>
           <w:numId w:val="2"/>
         </w:numPr>
-        <w:spacing w:after="60"/>
-      </w:pPr>
-      <w:r>
-        <w:rPr>
-          <w:sz w:val="21"/>
-          <w:szCs w:val="21"/>
-        </w:rPr>
-        <w:t xml:space="preserve">GitHub Copilot</w:t>
+        <w:suppressLineNumbers w:val="0"/>
+        <w:bidi w:val="0"/>
+        <w:spacing w:before="0" w:beforeAutospacing="off" w:after="60" w:afterAutospacing="off" w:line="259" w:lineRule="auto"/>
+        <w:ind w:left="360" w:right="0" w:hanging="360"/>
+        <w:jc w:val="left"/>
+        <w:rPr>
+          <w:rFonts w:ascii="Calibri" w:hAnsi="Calibri" w:eastAsia="Calibri" w:cs="Calibri"/>
+          <w:color w:val="auto"/>
+          <w:sz w:val="22"/>
+          <w:szCs w:val="22"/>
+        </w:rPr>
+      </w:pPr>
+      <w:r>
+        <w:rPr>
+          <w:rFonts w:ascii="Calibri" w:hAnsi="Calibri" w:eastAsia="Calibri" w:cs="Calibri"/>
+          <w:color w:val="auto"/>
+          <w:sz w:val="22"/>
+          <w:szCs w:val="22"/>
+        </w:rPr>
+        <w:t>GitHub Copilot</w:t>
       </w:r>
     </w:p>
     <w:p xmlns:wp14="http://schemas.microsoft.com/office/word/2010/wordml" wp14:textId="77777777">
@@ -1930,13 +2471,24 @@
           <w:ilvl w:val="0"/>
           <w:numId w:val="2"/>
         </w:numPr>
-        <w:spacing w:after="60"/>
-        <w:rPr/>
-      </w:pPr>
-      <w:r>
-        <w:rPr>
-          <w:sz w:val="21"/>
-          <w:szCs w:val="21"/>
+        <w:suppressLineNumbers w:val="0"/>
+        <w:bidi w:val="0"/>
+        <w:spacing w:before="0" w:beforeAutospacing="off" w:after="60" w:afterAutospacing="off" w:line="259" w:lineRule="auto"/>
+        <w:ind w:left="360" w:right="0" w:hanging="360"/>
+        <w:jc w:val="left"/>
+        <w:rPr>
+          <w:rFonts w:ascii="Calibri" w:hAnsi="Calibri" w:eastAsia="Calibri" w:cs="Calibri"/>
+          <w:color w:val="auto"/>
+          <w:sz w:val="22"/>
+          <w:szCs w:val="22"/>
+        </w:rPr>
+      </w:pPr>
+      <w:r>
+        <w:rPr>
+          <w:rFonts w:ascii="Calibri" w:hAnsi="Calibri" w:eastAsia="Calibri" w:cs="Calibri"/>
+          <w:color w:val="auto"/>
+          <w:sz w:val="22"/>
+          <w:szCs w:val="22"/>
         </w:rPr>
         <w:t>Azure AI Engineer Associate</w:t>
       </w:r>
@@ -1966,14 +2518,26 @@
           <w:ilvl w:val="0"/>
           <w:numId w:val="2"/>
         </w:numPr>
-        <w:spacing w:after="60"/>
-      </w:pPr>
-      <w:r>
-        <w:rPr>
-          <w:sz w:val="21"/>
-          <w:szCs w:val="21"/>
-        </w:rPr>
-        <w:t xml:space="preserve">Led the design and governance of an enterprise Azure PaaS platform, embedding Azure Policy, Defender for Cloud and Architecture Decision Records into delivery workflows so that security and compliance were addressed by design rather than after the fact.</w:t>
+        <w:suppressLineNumbers w:val="0"/>
+        <w:bidi w:val="0"/>
+        <w:spacing w:before="0" w:beforeAutospacing="off" w:after="60" w:afterAutospacing="off" w:line="259" w:lineRule="auto"/>
+        <w:ind w:left="360" w:right="0" w:hanging="360"/>
+        <w:jc w:val="left"/>
+        <w:rPr>
+          <w:rFonts w:ascii="Calibri" w:hAnsi="Calibri" w:eastAsia="Calibri" w:cs="Calibri"/>
+          <w:color w:val="auto"/>
+          <w:sz w:val="22"/>
+          <w:szCs w:val="22"/>
+        </w:rPr>
+      </w:pPr>
+      <w:r>
+        <w:rPr>
+          <w:rFonts w:ascii="Calibri" w:hAnsi="Calibri" w:eastAsia="Calibri" w:cs="Calibri"/>
+          <w:color w:val="auto"/>
+          <w:sz w:val="22"/>
+          <w:szCs w:val="22"/>
+        </w:rPr>
+        <w:t>Led the design and governance of an enterprise Azure PaaS platform, embedding Azure Policy, Defender for Cloud and Architecture Decision Records into delivery workflows so that security and compliance were addressed by design rather than after the fact.</w:t>
       </w:r>
     </w:p>
     <w:p xmlns:wp14="http://schemas.microsoft.com/office/word/2010/wordml" wp14:textId="77777777">
@@ -1983,13 +2547,25 @@
           <w:ilvl w:val="0"/>
           <w:numId w:val="2"/>
         </w:numPr>
-        <w:spacing w:after="60"/>
-        <w:rPr/>
-      </w:pPr>
-      <w:r>
-        <w:rPr>
-          <w:sz w:val="21"/>
-          <w:szCs w:val="21"/>
+        <w:suppressLineNumbers w:val="0"/>
+        <w:bidi w:val="0"/>
+        <w:spacing w:before="0" w:beforeAutospacing="off" w:after="60" w:afterAutospacing="off" w:line="259" w:lineRule="auto"/>
+        <w:ind w:left="360" w:right="0" w:hanging="360"/>
+        <w:jc w:val="left"/>
+        <w:rPr>
+          <w:rFonts w:ascii="Calibri" w:hAnsi="Calibri" w:eastAsia="Calibri" w:cs="Calibri"/>
+          <w:color w:val="auto"/>
+          <w:sz w:val="22"/>
+          <w:szCs w:val="22"/>
+          <w:lang w:val="en-US"/>
+        </w:rPr>
+      </w:pPr>
+      <w:r>
+        <w:rPr>
+          <w:rFonts w:ascii="Calibri" w:hAnsi="Calibri" w:eastAsia="Calibri" w:cs="Calibri"/>
+          <w:color w:val="auto"/>
+          <w:sz w:val="22"/>
+          <w:szCs w:val="22"/>
           <w:lang w:val="en-US"/>
         </w:rPr>
         <w:t>Achieved 99.5% deployment success rate across 160+ Azure resources by implementing IaC (Terraform) and automated CI/CD pipelines.</w:t>
@@ -2002,14 +2578,26 @@
           <w:ilvl w:val="0"/>
           <w:numId w:val="2"/>
         </w:numPr>
-        <w:spacing w:after="60"/>
-      </w:pPr>
-      <w:r>
-        <w:rPr>
-          <w:sz w:val="21"/>
-          <w:szCs w:val="21"/>
-        </w:rPr>
-        <w:t xml:space="preserve">Created end-to-end infrastructure for 8+ applications covering core Azure services (Active Directory, Management Groups, App Services, Azure SQL, vNets, NSGs, Application Gateway, Key Vault, monitoring tools).</w:t>
+        <w:suppressLineNumbers w:val="0"/>
+        <w:bidi w:val="0"/>
+        <w:spacing w:before="0" w:beforeAutospacing="off" w:after="60" w:afterAutospacing="off" w:line="259" w:lineRule="auto"/>
+        <w:ind w:left="360" w:right="0" w:hanging="360"/>
+        <w:jc w:val="left"/>
+        <w:rPr>
+          <w:rFonts w:ascii="Calibri" w:hAnsi="Calibri" w:eastAsia="Calibri" w:cs="Calibri"/>
+          <w:color w:val="auto"/>
+          <w:sz w:val="22"/>
+          <w:szCs w:val="22"/>
+        </w:rPr>
+      </w:pPr>
+      <w:r>
+        <w:rPr>
+          <w:rFonts w:ascii="Calibri" w:hAnsi="Calibri" w:eastAsia="Calibri" w:cs="Calibri"/>
+          <w:color w:val="auto"/>
+          <w:sz w:val="22"/>
+          <w:szCs w:val="22"/>
+        </w:rPr>
+        <w:t>Created end-to-end infrastructure for 8+ applications covering core Azure services (Active Directory, Management Groups, App Services, Azure SQL, vNets, NSGs, Application Gateway, Key Vault, monitoring tools).</w:t>
       </w:r>
     </w:p>
     <w:p xmlns:wp14="http://schemas.microsoft.com/office/word/2010/wordml" wp14:textId="261D5957">
@@ -2019,45 +2607,65 @@
           <w:ilvl w:val="0"/>
           <w:numId w:val="2"/>
         </w:numPr>
-        <w:spacing w:after="60"/>
-        <w:rPr/>
-      </w:pPr>
-      <w:r>
-        <w:rPr>
-          <w:sz w:val="21"/>
-          <w:szCs w:val="21"/>
+        <w:suppressLineNumbers w:val="0"/>
+        <w:bidi w:val="0"/>
+        <w:spacing w:before="0" w:beforeAutospacing="off" w:after="60" w:afterAutospacing="off" w:line="259" w:lineRule="auto"/>
+        <w:ind w:left="360" w:right="0" w:hanging="360"/>
+        <w:jc w:val="left"/>
+        <w:rPr>
+          <w:rFonts w:ascii="Calibri" w:hAnsi="Calibri" w:eastAsia="Calibri" w:cs="Calibri"/>
+          <w:color w:val="auto"/>
+          <w:sz w:val="22"/>
+          <w:szCs w:val="22"/>
+          <w:lang w:val="en-US"/>
+        </w:rPr>
+      </w:pPr>
+      <w:r>
+        <w:rPr>
+          <w:rFonts w:ascii="Calibri" w:hAnsi="Calibri" w:eastAsia="Calibri" w:cs="Calibri"/>
+          <w:color w:val="auto"/>
+          <w:sz w:val="22"/>
+          <w:szCs w:val="22"/>
           <w:lang w:val="en-US"/>
         </w:rPr>
         <w:t xml:space="preserve">Reduced critical vulnerabilities by 75% through integrated security scanning ( </w:t>
       </w:r>
       <w:r>
         <w:rPr>
-          <w:sz w:val="21"/>
-          <w:szCs w:val="21"/>
+          <w:rFonts w:ascii="Calibri" w:hAnsi="Calibri" w:eastAsia="Calibri" w:cs="Calibri"/>
+          <w:color w:val="auto"/>
+          <w:sz w:val="22"/>
+          <w:szCs w:val="22"/>
           <w:lang w:val="en-US"/>
         </w:rPr>
         <w:t>Snyk</w:t>
       </w:r>
       <w:r>
         <w:rPr>
-          <w:sz w:val="21"/>
-          <w:szCs w:val="21"/>
+          <w:rFonts w:ascii="Calibri" w:hAnsi="Calibri" w:eastAsia="Calibri" w:cs="Calibri"/>
+          <w:color w:val="auto"/>
+          <w:sz w:val="22"/>
+          <w:szCs w:val="22"/>
           <w:lang w:val="en-US"/>
         </w:rPr>
         <w:t xml:space="preserve">, </w:t>
       </w:r>
       <w:r>
         <w:rPr>
-          <w:sz w:val="21"/>
-          <w:szCs w:val="21"/>
+          <w:rFonts w:ascii="Calibri" w:hAnsi="Calibri" w:eastAsia="Calibri" w:cs="Calibri"/>
+          <w:color w:val="auto"/>
+          <w:sz w:val="22"/>
+          <w:szCs w:val="22"/>
           <w:lang w:val="en-US"/>
         </w:rPr>
         <w:t>Trivy</w:t>
       </w:r>
       <w:r>
         <w:rPr>
-          <w:sz w:val="21"/>
-          <w:szCs w:val="21"/>
+          <w:rFonts w:ascii="Calibri" w:hAnsi="Calibri" w:eastAsia="Calibri" w:cs="Calibri"/>
+          <w:color w:val="auto"/>
+          <w:sz w:val="22"/>
+          <w:szCs w:val="22"/>
           <w:lang w:val="en-US"/>
         </w:rPr>
         <w:t>) across hundreds of repositories.</w:t>
@@ -2070,53 +2678,75 @@
           <w:ilvl w:val="0"/>
           <w:numId w:val="2"/>
         </w:numPr>
-        <w:spacing w:after="60"/>
-        <w:rPr/>
-      </w:pPr>
-      <w:r>
-        <w:rPr>
-          <w:sz w:val="21"/>
-          <w:szCs w:val="21"/>
+        <w:suppressLineNumbers w:val="0"/>
+        <w:bidi w:val="0"/>
+        <w:spacing w:before="0" w:beforeAutospacing="off" w:after="60" w:afterAutospacing="off" w:line="259" w:lineRule="auto"/>
+        <w:ind w:left="360" w:right="0" w:hanging="360"/>
+        <w:jc w:val="left"/>
+        <w:rPr>
+          <w:rFonts w:ascii="Calibri" w:hAnsi="Calibri" w:eastAsia="Calibri" w:cs="Calibri"/>
+          <w:color w:val="auto"/>
+          <w:sz w:val="22"/>
+          <w:szCs w:val="22"/>
+          <w:lang w:val="en-US"/>
+        </w:rPr>
+      </w:pPr>
+      <w:r>
+        <w:rPr>
+          <w:rFonts w:ascii="Calibri" w:hAnsi="Calibri" w:eastAsia="Calibri" w:cs="Calibri"/>
+          <w:color w:val="auto"/>
+          <w:sz w:val="22"/>
+          <w:szCs w:val="22"/>
           <w:lang w:val="en-US"/>
         </w:rPr>
         <w:t>Delivered 18+ enterprise-grade applications (</w:t>
       </w:r>
       <w:r>
         <w:rPr>
-          <w:sz w:val="21"/>
-          <w:szCs w:val="21"/>
+          <w:rFonts w:ascii="Calibri" w:hAnsi="Calibri" w:eastAsia="Calibri" w:cs="Calibri"/>
+          <w:color w:val="auto"/>
+          <w:sz w:val="22"/>
+          <w:szCs w:val="22"/>
           <w:lang w:val="en-US"/>
         </w:rPr>
         <w:t>web, API, Interface</w:t>
       </w:r>
       <w:r>
         <w:rPr>
-          <w:sz w:val="21"/>
-          <w:szCs w:val="21"/>
+          <w:rFonts w:ascii="Calibri" w:hAnsi="Calibri" w:eastAsia="Calibri" w:cs="Calibri"/>
+          <w:color w:val="auto"/>
+          <w:sz w:val="22"/>
+          <w:szCs w:val="22"/>
           <w:lang w:val="en-US"/>
         </w:rPr>
         <w:t xml:space="preserve">) using </w:t>
       </w:r>
       <w:r>
         <w:rPr>
-          <w:sz w:val="21"/>
-          <w:szCs w:val="21"/>
+          <w:rFonts w:ascii="Calibri" w:hAnsi="Calibri" w:eastAsia="Calibri" w:cs="Calibri"/>
+          <w:color w:val="auto"/>
+          <w:sz w:val="22"/>
+          <w:szCs w:val="22"/>
           <w:lang w:val="en-US"/>
         </w:rPr>
         <w:t>.</w:t>
       </w:r>
       <w:r>
         <w:rPr>
-          <w:sz w:val="21"/>
-          <w:szCs w:val="21"/>
+          <w:rFonts w:ascii="Calibri" w:hAnsi="Calibri" w:eastAsia="Calibri" w:cs="Calibri"/>
+          <w:color w:val="auto"/>
+          <w:sz w:val="22"/>
+          <w:szCs w:val="22"/>
           <w:lang w:val="en-US"/>
         </w:rPr>
         <w:t>NET,Python,C#</w:t>
       </w:r>
       <w:r>
         <w:rPr>
-          <w:sz w:val="21"/>
-          <w:szCs w:val="21"/>
+          <w:rFonts w:ascii="Calibri" w:hAnsi="Calibri" w:eastAsia="Calibri" w:cs="Calibri"/>
+          <w:color w:val="auto"/>
+          <w:sz w:val="22"/>
+          <w:szCs w:val="22"/>
           <w:lang w:val="en-US"/>
         </w:rPr>
         <w:t xml:space="preserve"> and modern frameworks, supporting high-traffic environments (27M+ monthly users).</w:t>
